--- a/templates/plananual/RELIGIÓN 1° A 5°/RELIGIÓN 4° - PROGRAMACIÓN CURRICULAR ANUAL .docx
+++ b/templates/plananual/RELIGIÓN 1° A 5°/RELIGIÓN 4° - PROGRAMACIÓN CURRICULAR ANUAL .docx
@@ -8806,6 +8806,7 @@
                 <w:szCs w:val="20"/>
               </w:rPr>
             </w:pPr>
+            <w:bookmarkStart w:id="1" w:name="_Hlk227075175"/>
             <w:r>
               <w:rPr>
                 <w:rFonts w:ascii="Arial Nova Cond" w:hAnsi="Arial Nova Cond" w:cs="Times New Roman"/>
@@ -9082,7 +9083,6 @@
           <w:tcPr>
             <w:tcW w:w="875" w:type="dxa"/>
             <w:vMerge w:val="restart"/>
-            <w:shd w:val="clear" w:color="auto" w:fill="auto"/>
             <w:vAlign w:val="center"/>
           </w:tcPr>
           <w:p>
@@ -9193,7 +9193,6 @@
         <w:tc>
           <w:tcPr>
             <w:tcW w:w="6169" w:type="dxa"/>
-            <w:shd w:val="clear" w:color="auto" w:fill="auto"/>
             <w:vAlign w:val="center"/>
           </w:tcPr>
           <w:p>
@@ -9228,7 +9227,6 @@
         <w:tc>
           <w:tcPr>
             <w:tcW w:w="2015" w:type="dxa"/>
-            <w:shd w:val="clear" w:color="auto" w:fill="auto"/>
             <w:vAlign w:val="center"/>
           </w:tcPr>
           <w:p>
@@ -9267,7 +9265,7 @@
               <w:autoSpaceDE w:val="0"/>
               <w:autoSpaceDN w:val="0"/>
               <w:adjustRightInd w:val="0"/>
-              <w:jc w:val="center"/>
+              <w:jc w:val="both"/>
               <w:rPr>
                 <w:rFonts w:ascii="Arial Nova Cond" w:hAnsi="Arial Nova Cond" w:cs="Arial"/>
                 <w:color w:val="000000"/>
@@ -9291,7 +9289,6 @@
         <w:tc>
           <w:tcPr>
             <w:tcW w:w="1337" w:type="dxa"/>
-            <w:shd w:val="clear" w:color="auto" w:fill="auto"/>
             <w:vAlign w:val="center"/>
           </w:tcPr>
           <w:p>
@@ -9330,7 +9327,6 @@
           <w:tcPr>
             <w:tcW w:w="875" w:type="dxa"/>
             <w:vMerge/>
-            <w:shd w:val="clear" w:color="auto" w:fill="auto"/>
             <w:vAlign w:val="center"/>
           </w:tcPr>
           <w:p>
@@ -9422,7 +9418,6 @@
         <w:tc>
           <w:tcPr>
             <w:tcW w:w="6169" w:type="dxa"/>
-            <w:shd w:val="clear" w:color="auto" w:fill="auto"/>
             <w:vAlign w:val="center"/>
           </w:tcPr>
           <w:p>
@@ -9457,7 +9452,6 @@
         <w:tc>
           <w:tcPr>
             <w:tcW w:w="2015" w:type="dxa"/>
-            <w:shd w:val="clear" w:color="auto" w:fill="auto"/>
             <w:vAlign w:val="center"/>
           </w:tcPr>
           <w:p>
@@ -9496,7 +9490,7 @@
               <w:autoSpaceDE w:val="0"/>
               <w:autoSpaceDN w:val="0"/>
               <w:adjustRightInd w:val="0"/>
-              <w:jc w:val="center"/>
+              <w:jc w:val="both"/>
               <w:rPr>
                 <w:rFonts w:ascii="Arial Nova Cond" w:hAnsi="Arial Nova Cond" w:cs="Arial"/>
                 <w:color w:val="000000"/>
@@ -9520,7 +9514,6 @@
         <w:tc>
           <w:tcPr>
             <w:tcW w:w="1337" w:type="dxa"/>
-            <w:shd w:val="clear" w:color="auto" w:fill="auto"/>
             <w:vAlign w:val="center"/>
           </w:tcPr>
           <w:p>
@@ -9559,7 +9552,6 @@
           <w:tcPr>
             <w:tcW w:w="875" w:type="dxa"/>
             <w:vMerge/>
-            <w:shd w:val="clear" w:color="auto" w:fill="auto"/>
             <w:vAlign w:val="center"/>
           </w:tcPr>
           <w:p>
@@ -9651,7 +9643,6 @@
         <w:tc>
           <w:tcPr>
             <w:tcW w:w="6169" w:type="dxa"/>
-            <w:shd w:val="clear" w:color="auto" w:fill="auto"/>
             <w:vAlign w:val="center"/>
           </w:tcPr>
           <w:p>
@@ -9686,7 +9677,6 @@
         <w:tc>
           <w:tcPr>
             <w:tcW w:w="2015" w:type="dxa"/>
-            <w:shd w:val="clear" w:color="auto" w:fill="auto"/>
             <w:vAlign w:val="center"/>
           </w:tcPr>
           <w:p>
@@ -9725,7 +9715,7 @@
               <w:autoSpaceDE w:val="0"/>
               <w:autoSpaceDN w:val="0"/>
               <w:adjustRightInd w:val="0"/>
-              <w:jc w:val="center"/>
+              <w:jc w:val="both"/>
               <w:rPr>
                 <w:rFonts w:ascii="Arial Nova Cond" w:hAnsi="Arial Nova Cond" w:cs="Arial"/>
                 <w:color w:val="000000"/>
@@ -9749,7 +9739,6 @@
         <w:tc>
           <w:tcPr>
             <w:tcW w:w="1337" w:type="dxa"/>
-            <w:shd w:val="clear" w:color="auto" w:fill="auto"/>
             <w:vAlign w:val="center"/>
           </w:tcPr>
           <w:p>
@@ -9788,7 +9777,6 @@
           <w:tcPr>
             <w:tcW w:w="875" w:type="dxa"/>
             <w:vMerge w:val="restart"/>
-            <w:shd w:val="clear" w:color="auto" w:fill="auto"/>
             <w:vAlign w:val="center"/>
           </w:tcPr>
           <w:p>
@@ -9891,7 +9879,6 @@
         <w:tc>
           <w:tcPr>
             <w:tcW w:w="6169" w:type="dxa"/>
-            <w:shd w:val="clear" w:color="auto" w:fill="auto"/>
             <w:vAlign w:val="center"/>
           </w:tcPr>
           <w:p>
@@ -9927,7 +9914,6 @@
         <w:tc>
           <w:tcPr>
             <w:tcW w:w="2015" w:type="dxa"/>
-            <w:shd w:val="clear" w:color="auto" w:fill="auto"/>
             <w:vAlign w:val="center"/>
           </w:tcPr>
           <w:p>
@@ -9966,7 +9952,7 @@
               <w:autoSpaceDE w:val="0"/>
               <w:autoSpaceDN w:val="0"/>
               <w:adjustRightInd w:val="0"/>
-              <w:jc w:val="center"/>
+              <w:jc w:val="both"/>
               <w:rPr>
                 <w:rFonts w:ascii="Arial Nova Cond" w:hAnsi="Arial Nova Cond" w:cs="Arial"/>
                 <w:color w:val="000000"/>
@@ -9990,7 +9976,6 @@
         <w:tc>
           <w:tcPr>
             <w:tcW w:w="1337" w:type="dxa"/>
-            <w:shd w:val="clear" w:color="auto" w:fill="auto"/>
             <w:vAlign w:val="center"/>
           </w:tcPr>
           <w:p>
@@ -10029,7 +10014,6 @@
           <w:tcPr>
             <w:tcW w:w="875" w:type="dxa"/>
             <w:vMerge/>
-            <w:shd w:val="clear" w:color="auto" w:fill="auto"/>
             <w:vAlign w:val="center"/>
           </w:tcPr>
           <w:p>
@@ -10121,7 +10105,6 @@
         <w:tc>
           <w:tcPr>
             <w:tcW w:w="6169" w:type="dxa"/>
-            <w:shd w:val="clear" w:color="auto" w:fill="auto"/>
             <w:vAlign w:val="center"/>
           </w:tcPr>
           <w:p>
@@ -10157,7 +10140,6 @@
         <w:tc>
           <w:tcPr>
             <w:tcW w:w="2015" w:type="dxa"/>
-            <w:shd w:val="clear" w:color="auto" w:fill="auto"/>
             <w:vAlign w:val="center"/>
           </w:tcPr>
           <w:p>
@@ -10196,7 +10178,7 @@
               <w:autoSpaceDE w:val="0"/>
               <w:autoSpaceDN w:val="0"/>
               <w:adjustRightInd w:val="0"/>
-              <w:jc w:val="center"/>
+              <w:jc w:val="both"/>
               <w:rPr>
                 <w:rFonts w:ascii="Arial Nova Cond" w:hAnsi="Arial Nova Cond" w:cs="Arial"/>
                 <w:color w:val="000000"/>
@@ -10220,7 +10202,6 @@
         <w:tc>
           <w:tcPr>
             <w:tcW w:w="1337" w:type="dxa"/>
-            <w:shd w:val="clear" w:color="auto" w:fill="auto"/>
             <w:vAlign w:val="center"/>
           </w:tcPr>
           <w:p>
@@ -10259,7 +10240,6 @@
           <w:tcPr>
             <w:tcW w:w="875" w:type="dxa"/>
             <w:vMerge w:val="restart"/>
-            <w:shd w:val="clear" w:color="auto" w:fill="auto"/>
             <w:vAlign w:val="center"/>
           </w:tcPr>
           <w:p>
@@ -10363,7 +10343,6 @@
         <w:tc>
           <w:tcPr>
             <w:tcW w:w="6169" w:type="dxa"/>
-            <w:shd w:val="clear" w:color="auto" w:fill="auto"/>
             <w:vAlign w:val="center"/>
           </w:tcPr>
           <w:p>
@@ -10399,7 +10378,6 @@
         <w:tc>
           <w:tcPr>
             <w:tcW w:w="2015" w:type="dxa"/>
-            <w:shd w:val="clear" w:color="auto" w:fill="auto"/>
             <w:vAlign w:val="center"/>
           </w:tcPr>
           <w:p>
@@ -10438,7 +10416,7 @@
               <w:autoSpaceDE w:val="0"/>
               <w:autoSpaceDN w:val="0"/>
               <w:adjustRightInd w:val="0"/>
-              <w:jc w:val="center"/>
+              <w:jc w:val="both"/>
               <w:rPr>
                 <w:rFonts w:ascii="Arial Nova Cond" w:hAnsi="Arial Nova Cond" w:cs="Arial"/>
                 <w:color w:val="000000"/>
@@ -10462,7 +10440,6 @@
         <w:tc>
           <w:tcPr>
             <w:tcW w:w="1337" w:type="dxa"/>
-            <w:shd w:val="clear" w:color="auto" w:fill="auto"/>
             <w:vAlign w:val="center"/>
           </w:tcPr>
           <w:p>
@@ -10501,7 +10478,6 @@
           <w:tcPr>
             <w:tcW w:w="875" w:type="dxa"/>
             <w:vMerge/>
-            <w:shd w:val="clear" w:color="auto" w:fill="auto"/>
             <w:vAlign w:val="center"/>
           </w:tcPr>
           <w:p>
@@ -10593,7 +10569,6 @@
         <w:tc>
           <w:tcPr>
             <w:tcW w:w="6169" w:type="dxa"/>
-            <w:shd w:val="clear" w:color="auto" w:fill="auto"/>
             <w:vAlign w:val="center"/>
           </w:tcPr>
           <w:p>
@@ -10628,7 +10603,6 @@
         <w:tc>
           <w:tcPr>
             <w:tcW w:w="2015" w:type="dxa"/>
-            <w:shd w:val="clear" w:color="auto" w:fill="auto"/>
             <w:vAlign w:val="center"/>
           </w:tcPr>
           <w:p>
@@ -10667,7 +10641,7 @@
               <w:autoSpaceDE w:val="0"/>
               <w:autoSpaceDN w:val="0"/>
               <w:adjustRightInd w:val="0"/>
-              <w:jc w:val="center"/>
+              <w:jc w:val="both"/>
               <w:rPr>
                 <w:rFonts w:ascii="Arial Nova Cond" w:hAnsi="Arial Nova Cond" w:cs="Arial"/>
                 <w:color w:val="000000"/>
@@ -10691,7 +10665,6 @@
         <w:tc>
           <w:tcPr>
             <w:tcW w:w="1337" w:type="dxa"/>
-            <w:shd w:val="clear" w:color="auto" w:fill="auto"/>
             <w:vAlign w:val="center"/>
           </w:tcPr>
           <w:p>
@@ -10730,7 +10703,6 @@
           <w:tcPr>
             <w:tcW w:w="875" w:type="dxa"/>
             <w:vMerge w:val="restart"/>
-            <w:shd w:val="clear" w:color="auto" w:fill="auto"/>
             <w:vAlign w:val="center"/>
           </w:tcPr>
           <w:p>
@@ -10841,7 +10813,6 @@
         <w:tc>
           <w:tcPr>
             <w:tcW w:w="6169" w:type="dxa"/>
-            <w:shd w:val="clear" w:color="auto" w:fill="auto"/>
             <w:vAlign w:val="center"/>
           </w:tcPr>
           <w:p>
@@ -10876,7 +10847,6 @@
         <w:tc>
           <w:tcPr>
             <w:tcW w:w="2015" w:type="dxa"/>
-            <w:shd w:val="clear" w:color="auto" w:fill="auto"/>
             <w:vAlign w:val="center"/>
           </w:tcPr>
           <w:p>
@@ -10915,7 +10885,7 @@
               <w:autoSpaceDE w:val="0"/>
               <w:autoSpaceDN w:val="0"/>
               <w:adjustRightInd w:val="0"/>
-              <w:jc w:val="center"/>
+              <w:jc w:val="both"/>
               <w:rPr>
                 <w:rFonts w:ascii="Arial Nova Cond" w:hAnsi="Arial Nova Cond" w:cs="Arial"/>
                 <w:color w:val="000000"/>
@@ -10939,7 +10909,6 @@
         <w:tc>
           <w:tcPr>
             <w:tcW w:w="1337" w:type="dxa"/>
-            <w:shd w:val="clear" w:color="auto" w:fill="auto"/>
             <w:vAlign w:val="center"/>
           </w:tcPr>
           <w:p>
@@ -10978,7 +10947,6 @@
           <w:tcPr>
             <w:tcW w:w="875" w:type="dxa"/>
             <w:vMerge/>
-            <w:shd w:val="clear" w:color="auto" w:fill="auto"/>
             <w:vAlign w:val="center"/>
           </w:tcPr>
           <w:p>
@@ -11078,7 +11046,6 @@
         <w:tc>
           <w:tcPr>
             <w:tcW w:w="6169" w:type="dxa"/>
-            <w:shd w:val="clear" w:color="auto" w:fill="auto"/>
             <w:vAlign w:val="center"/>
           </w:tcPr>
           <w:p>
@@ -11114,7 +11081,6 @@
         <w:tc>
           <w:tcPr>
             <w:tcW w:w="2015" w:type="dxa"/>
-            <w:shd w:val="clear" w:color="auto" w:fill="auto"/>
             <w:vAlign w:val="center"/>
           </w:tcPr>
           <w:p>
@@ -11152,7 +11118,7 @@
               <w:autoSpaceDE w:val="0"/>
               <w:autoSpaceDN w:val="0"/>
               <w:adjustRightInd w:val="0"/>
-              <w:jc w:val="center"/>
+              <w:jc w:val="both"/>
               <w:rPr>
                 <w:rFonts w:ascii="Arial Nova Cond" w:hAnsi="Arial Nova Cond" w:cs="Arial"/>
                 <w:color w:val="000000"/>
@@ -11176,7 +11142,6 @@
         <w:tc>
           <w:tcPr>
             <w:tcW w:w="1337" w:type="dxa"/>
-            <w:shd w:val="clear" w:color="auto" w:fill="auto"/>
             <w:vAlign w:val="center"/>
           </w:tcPr>
           <w:p>
@@ -11206,6 +11171,7 @@
           </w:p>
         </w:tc>
       </w:tr>
+      <w:bookmarkEnd w:id="1"/>
     </w:tbl>
     <w:p>
       <w:pPr>

--- a/templates/plananual/RELIGIÓN 1° A 5°/RELIGIÓN 4° - PROGRAMACIÓN CURRICULAR ANUAL .docx
+++ b/templates/plananual/RELIGIÓN 1° A 5°/RELIGIÓN 4° - PROGRAMACIÓN CURRICULAR ANUAL .docx
@@ -1,6 +1,6 @@
 
 <file path=word/document.xml><?xml version="1.0" encoding="utf-8"?>
-<w:document xmlns:wpc="http://schemas.microsoft.com/office/word/2010/wordprocessingCanvas" xmlns:cx="http://schemas.microsoft.com/office/drawing/2014/chartex" xmlns:cx1="http://schemas.microsoft.com/office/drawing/2015/9/8/chartex" xmlns:cx2="http://schemas.microsoft.com/office/drawing/2015/10/21/chartex" xmlns:cx3="http://schemas.microsoft.com/office/drawing/2016/5/9/chartex" xmlns:cx4="http://schemas.microsoft.com/office/drawing/2016/5/10/chartex" xmlns:cx5="http://schemas.microsoft.com/office/drawing/2016/5/11/chartex" xmlns:cx6="http://schemas.microsoft.com/office/drawing/2016/5/12/chartex" xmlns:cx7="http://schemas.microsoft.com/office/drawing/2016/5/13/chartex" xmlns:cx8="http://schemas.microsoft.com/office/drawing/2016/5/14/chartex" xmlns:mc="http://schemas.openxmlformats.org/markup-compatibility/2006" xmlns:aink="http://schemas.microsoft.com/office/drawing/2016/ink" xmlns:am3d="http://schemas.microsoft.com/office/drawing/2017/model3d" xmlns:o="urn:schemas-microsoft-com:office:office" xmlns:oel="http://schemas.microsoft.com/office/2019/extlst" xmlns:r="http://schemas.openxmlformats.org/officeDocument/2006/relationships" xmlns:m="http://schemas.openxmlformats.org/officeDocument/2006/math" xmlns:v="urn:schemas-microsoft-com:vml" xmlns:wp14="http://schemas.microsoft.com/office/word/2010/wordprocessingDrawing" xmlns:wp="http://schemas.openxmlformats.org/drawingml/2006/wordprocessingDrawing" xmlns:w10="urn:schemas-microsoft-com:office:word" xmlns:w="http://schemas.openxmlformats.org/wordprocessingml/2006/main" xmlns:w14="http://schemas.microsoft.com/office/word/2010/wordml" xmlns:w15="http://schemas.microsoft.com/office/word/2012/wordml" xmlns:w16cex="http://schemas.microsoft.com/office/word/2018/wordml/cex" xmlns:w16cid="http://schemas.microsoft.com/office/word/2016/wordml/cid" xmlns:w16="http://schemas.microsoft.com/office/word/2018/wordml" xmlns:w16du="http://schemas.microsoft.com/office/word/2023/wordml/word16du" xmlns:w16sdtdh="http://schemas.microsoft.com/office/word/2020/wordml/sdtdatahash" xmlns:w16se="http://schemas.microsoft.com/office/word/2015/wordml/symex" xmlns:wpg="http://schemas.microsoft.com/office/word/2010/wordprocessingGroup" xmlns:wpi="http://schemas.microsoft.com/office/word/2010/wordprocessingInk" xmlns:wne="http://schemas.microsoft.com/office/word/2006/wordml" xmlns:wps="http://schemas.microsoft.com/office/word/2010/wordprocessingShape" mc:Ignorable="w14 w15 w16se w16cid w16 w16cex w16sdtdh w16du wp14">
+<w:document xmlns:wpc="http://schemas.microsoft.com/office/word/2010/wordprocessingCanvas" xmlns:cx="http://schemas.microsoft.com/office/drawing/2014/chartex" xmlns:cx1="http://schemas.microsoft.com/office/drawing/2015/9/8/chartex" xmlns:cx2="http://schemas.microsoft.com/office/drawing/2015/10/21/chartex" xmlns:cx3="http://schemas.microsoft.com/office/drawing/2016/5/9/chartex" xmlns:cx4="http://schemas.microsoft.com/office/drawing/2016/5/10/chartex" xmlns:cx5="http://schemas.microsoft.com/office/drawing/2016/5/11/chartex" xmlns:cx6="http://schemas.microsoft.com/office/drawing/2016/5/12/chartex" xmlns:cx7="http://schemas.microsoft.com/office/drawing/2016/5/13/chartex" xmlns:cx8="http://schemas.microsoft.com/office/drawing/2016/5/14/chartex" xmlns:mc="http://schemas.openxmlformats.org/markup-compatibility/2006" xmlns:aink="http://schemas.microsoft.com/office/drawing/2016/ink" xmlns:am3d="http://schemas.microsoft.com/office/drawing/2017/model3d" xmlns:o="urn:schemas-microsoft-com:office:office" xmlns:oel="http://schemas.microsoft.com/office/2019/extlst" xmlns:r="http://schemas.openxmlformats.org/officeDocument/2006/relationships" xmlns:m="http://schemas.openxmlformats.org/officeDocument/2006/math" xmlns:v="urn:schemas-microsoft-com:vml" xmlns:wp14="http://schemas.microsoft.com/office/word/2010/wordprocessingDrawing" xmlns:wp="http://schemas.openxmlformats.org/drawingml/2006/wordprocessingDrawing" xmlns:w10="urn:schemas-microsoft-com:office:word" xmlns:w="http://schemas.openxmlformats.org/wordprocessingml/2006/main" xmlns:w14="http://schemas.microsoft.com/office/word/2010/wordml" xmlns:w15="http://schemas.microsoft.com/office/word/2012/wordml" xmlns:w16cex="http://schemas.microsoft.com/office/word/2018/wordml/cex" xmlns:w16cid="http://schemas.microsoft.com/office/word/2016/wordml/cid" xmlns:w16="http://schemas.microsoft.com/office/word/2018/wordml" xmlns:w16du="http://schemas.microsoft.com/office/word/2023/wordml/word16du" xmlns:w16sdtdh="http://schemas.microsoft.com/office/word/2020/wordml/sdtdatahash" xmlns:w16sdtfl="http://schemas.microsoft.com/office/word/2024/wordml/sdtformatlock" xmlns:w16se="http://schemas.microsoft.com/office/word/2015/wordml/symex" xmlns:wpg="http://schemas.microsoft.com/office/word/2010/wordprocessingGroup" xmlns:wpi="http://schemas.microsoft.com/office/word/2010/wordprocessingInk" xmlns:wne="http://schemas.microsoft.com/office/word/2006/wordml" xmlns:wps="http://schemas.microsoft.com/office/word/2010/wordprocessingShape" mc:Ignorable="w14 w15 w16se w16cid w16 w16cex w16sdtdh w16sdtfl w16du wp14">
   <w:body>
     <w:p>
       <w:pPr>
@@ -1950,38 +1950,40 @@
                 <w:lang w:eastAsia="es-ES"/>
               </w:rPr>
             </w:pPr>
-          </w:p>
-          <w:p>
-            <w:pPr>
-              <w:tabs>
-                <w:tab w:val="left" w:pos="0"/>
-                <w:tab w:val="left" w:pos="164"/>
-              </w:tabs>
-              <w:spacing w:line="276" w:lineRule="auto"/>
-              <w:ind w:left="164" w:hanging="142"/>
-              <w:jc w:val="both"/>
+            <w:r>
               <w:rPr>
                 <w:rFonts w:ascii="Arial Nova Cond Light" w:eastAsia="Times New Roman" w:hAnsi="Arial Nova Cond Light" w:cs="Arial"/>
                 <w:bCs/>
                 <w:lang w:eastAsia="es-ES"/>
               </w:rPr>
-            </w:pPr>
+              <w:t>•</w:t>
+            </w:r>
             <w:r>
               <w:rPr>
                 <w:rFonts w:ascii="Arial Nova Cond Light" w:eastAsia="Times New Roman" w:hAnsi="Arial Nova Cond Light" w:cs="Arial"/>
                 <w:bCs/>
                 <w:lang w:eastAsia="es-ES"/>
               </w:rPr>
-              <w:t>•</w:t>
-            </w:r>
+              <w:tab/>
+              <w:t xml:space="preserve">Actúa coherentemente </w:t>
+            </w:r>
+            <w:proofErr w:type="gramStart"/>
             <w:r>
               <w:rPr>
                 <w:rFonts w:ascii="Arial Nova Cond Light" w:eastAsia="Times New Roman" w:hAnsi="Arial Nova Cond Light" w:cs="Arial"/>
                 <w:bCs/>
                 <w:lang w:eastAsia="es-ES"/>
               </w:rPr>
-              <w:tab/>
-              <w:t>Actúa coherentemente en razón de su fe según los principios de su conciencia moral en situaciones concretas de la vida.</w:t>
+              <w:t>en razón de</w:t>
+            </w:r>
+            <w:proofErr w:type="gramEnd"/>
+            <w:r>
+              <w:rPr>
+                <w:rFonts w:ascii="Arial Nova Cond Light" w:eastAsia="Times New Roman" w:hAnsi="Arial Nova Cond Light" w:cs="Arial"/>
+                <w:bCs/>
+                <w:lang w:eastAsia="es-ES"/>
+              </w:rPr>
+              <w:t xml:space="preserve"> su fe según los principios de su conciencia moral en situaciones concretas de la vida.</w:t>
             </w:r>
           </w:p>
         </w:tc>
@@ -2231,22 +2233,6 @@
               <w:t>Ejerce, desde la tica y la moral cristiana, su rol protagónico en transformación de sociedad a partir de las enseñanzas de Jesucristo y de la Iglesia.</w:t>
             </w:r>
           </w:p>
-          <w:p>
-            <w:pPr>
-              <w:tabs>
-                <w:tab w:val="left" w:pos="0"/>
-                <w:tab w:val="left" w:pos="178"/>
-                <w:tab w:val="left" w:pos="284"/>
-              </w:tabs>
-              <w:spacing w:line="276" w:lineRule="auto"/>
-              <w:jc w:val="both"/>
-              <w:rPr>
-                <w:rFonts w:ascii="Arial Nova Cond Light" w:eastAsia="Times New Roman" w:hAnsi="Arial Nova Cond Light" w:cs="Arial"/>
-                <w:b/>
-                <w:lang w:eastAsia="es-ES"/>
-              </w:rPr>
-            </w:pPr>
-          </w:p>
         </w:tc>
       </w:tr>
       <w:tr>
@@ -2369,40 +2355,66 @@
               </w:tabs>
               <w:spacing w:line="276" w:lineRule="auto"/>
               <w:ind w:left="0"/>
-              <w:jc w:val="center"/>
+              <w:jc w:val="both"/>
               <w:rPr>
                 <w:rFonts w:ascii="Arial Nova Cond Light" w:eastAsia="Times New Roman" w:hAnsi="Arial Nova Cond Light" w:cs="Arial"/>
                 <w:bCs/>
                 <w:lang w:eastAsia="es-ES"/>
               </w:rPr>
             </w:pPr>
-          </w:p>
-          <w:p>
-            <w:pPr>
-              <w:pStyle w:val="Prrafodelista"/>
+            <w:r>
+              <w:rPr>
+                <w:rFonts w:ascii="Arial Nova Cond Light" w:eastAsia="Times New Roman" w:hAnsi="Arial Nova Cond Light" w:cs="Arial"/>
+                <w:bCs/>
+                <w:lang w:eastAsia="es-ES"/>
+              </w:rPr>
+              <w:t>Fundamenta la presencia de Dios en la creación, en el Plan de Salvación y en la vida de la Iglesia. Asume a Jesucristo como Redentor y modelo de hombre que le enseña a vivir bajo la acción del Espíritu Santo, participando en la misión evangelizadora en coherencia con su creencia religiosa. Argumenta su fe en diálogo crítico con la cultura, la ciencia, otras manifestaciones religiosas y espirituales. Propone alternativas de solución a problemas y necesidades de su comunidad, del país y del mundo, que expresen los valores propios de su tradición cristiana y católica, el bien común, la promoción de la dignidad de la persona y el respeto a la vida humana. Interioriza el mensaje de Jesucristo y las enseñanzas de la Iglesia para actuar en coherencia con su fe.</w:t>
+            </w:r>
+          </w:p>
+        </w:tc>
+      </w:tr>
+      <w:tr>
+        <w:trPr>
+          <w:trHeight w:val="340"/>
+        </w:trPr>
+        <w:tc>
+          <w:tcPr>
+            <w:tcW w:w="3387" w:type="dxa"/>
+            <w:shd w:val="clear" w:color="auto" w:fill="C1F0C7" w:themeFill="accent3" w:themeFillTint="33"/>
+            <w:vAlign w:val="center"/>
+          </w:tcPr>
+          <w:p>
+            <w:pPr>
               <w:tabs>
                 <w:tab w:val="left" w:pos="0"/>
                 <w:tab w:val="left" w:pos="142"/>
                 <w:tab w:val="left" w:pos="284"/>
               </w:tabs>
               <w:spacing w:line="276" w:lineRule="auto"/>
-              <w:ind w:left="0"/>
-              <w:jc w:val="both"/>
+              <w:ind w:left="360"/>
+              <w:jc w:val="center"/>
               <w:rPr>
                 <w:rFonts w:ascii="Arial Nova Cond Light" w:eastAsia="Times New Roman" w:hAnsi="Arial Nova Cond Light" w:cs="Arial"/>
-                <w:bCs/>
+                <w:b/>
                 <w:lang w:eastAsia="es-ES"/>
               </w:rPr>
             </w:pPr>
             <w:r>
               <w:rPr>
                 <w:rFonts w:ascii="Arial Nova Cond Light" w:eastAsia="Times New Roman" w:hAnsi="Arial Nova Cond Light" w:cs="Arial"/>
-                <w:bCs/>
+                <w:b/>
                 <w:lang w:eastAsia="es-ES"/>
               </w:rPr>
-              <w:t>Fundamenta la presencia de Dios en la creación, en el Plan de Salvación y en la vida de la Iglesia. Asume a Jesucristo como Redentor y modelo de hombre que le enseña a vivir bajo la acción del Espíritu Santo, participando en la misión evangelizadora en coherencia con su creencia religiosa. Argumenta su fe en diálogo crítico con la cultura, la ciencia, otras manifestaciones religiosas y espirituales. Propone alternativas de solución a problemas y necesidades de su comunidad, del país y del mundo, que expresen los valores propios de su tradición cristiana y católica, el bien común, la promoción de la dignidad de la persona y el respeto a la vida humana. Interioriza el mensaje de Jesucristo y las enseñanzas de la Iglesia para actuar en coherencia con su fe.</w:t>
-            </w:r>
-          </w:p>
+              <w:t>CAPACIDADES</w:t>
+            </w:r>
+          </w:p>
+        </w:tc>
+        <w:tc>
+          <w:tcPr>
+            <w:tcW w:w="11482" w:type="dxa"/>
+            <w:shd w:val="clear" w:color="auto" w:fill="C1F0C7" w:themeFill="accent3" w:themeFillTint="33"/>
+            <w:vAlign w:val="center"/>
+          </w:tcPr>
           <w:p>
             <w:pPr>
               <w:pStyle w:val="Prrafodelista"/>
@@ -2416,10 +2428,18 @@
               <w:jc w:val="center"/>
               <w:rPr>
                 <w:rFonts w:ascii="Arial Nova Cond Light" w:eastAsia="Times New Roman" w:hAnsi="Arial Nova Cond Light" w:cs="Arial"/>
-                <w:bCs/>
+                <w:b/>
                 <w:lang w:eastAsia="es-ES"/>
               </w:rPr>
             </w:pPr>
+            <w:r>
+              <w:rPr>
+                <w:rFonts w:ascii="Arial Nova Cond Light" w:eastAsia="Times New Roman" w:hAnsi="Arial Nova Cond Light" w:cs="Arial"/>
+                <w:b/>
+                <w:lang w:eastAsia="es-ES"/>
+              </w:rPr>
+              <w:t xml:space="preserve">DESEMPEÑOS </w:t>
+            </w:r>
           </w:p>
         </w:tc>
       </w:tr>
@@ -2430,7 +2450,6 @@
         <w:tc>
           <w:tcPr>
             <w:tcW w:w="3387" w:type="dxa"/>
-            <w:shd w:val="clear" w:color="auto" w:fill="C1F0C7" w:themeFill="accent3" w:themeFillTint="33"/>
             <w:vAlign w:val="center"/>
           </w:tcPr>
           <w:p>
@@ -2441,110 +2460,41 @@
                 <w:tab w:val="left" w:pos="284"/>
               </w:tabs>
               <w:spacing w:line="276" w:lineRule="auto"/>
-              <w:ind w:left="360"/>
-              <w:jc w:val="center"/>
+              <w:ind w:left="164" w:hanging="164"/>
+              <w:jc w:val="both"/>
               <w:rPr>
                 <w:rFonts w:ascii="Arial Nova Cond Light" w:eastAsia="Times New Roman" w:hAnsi="Arial Nova Cond Light" w:cs="Arial"/>
-                <w:b/>
+                <w:bCs/>
                 <w:lang w:eastAsia="es-ES"/>
               </w:rPr>
             </w:pPr>
             <w:r>
               <w:rPr>
                 <w:rFonts w:ascii="Arial Nova Cond Light" w:eastAsia="Times New Roman" w:hAnsi="Arial Nova Cond Light" w:cs="Arial"/>
-                <w:b/>
+                <w:bCs/>
                 <w:lang w:eastAsia="es-ES"/>
               </w:rPr>
               <w:lastRenderedPageBreak/>
-              <w:t>CAPACIDADES</w:t>
-            </w:r>
-          </w:p>
-        </w:tc>
-        <w:tc>
-          <w:tcPr>
-            <w:tcW w:w="11482" w:type="dxa"/>
-            <w:shd w:val="clear" w:color="auto" w:fill="C1F0C7" w:themeFill="accent3" w:themeFillTint="33"/>
-            <w:vAlign w:val="center"/>
-          </w:tcPr>
-          <w:p>
-            <w:pPr>
-              <w:pStyle w:val="Prrafodelista"/>
+              <w:t>•</w:t>
+            </w:r>
+            <w:r>
+              <w:rPr>
+                <w:rFonts w:ascii="Arial Nova Cond Light" w:eastAsia="Times New Roman" w:hAnsi="Arial Nova Cond Light" w:cs="Arial"/>
+                <w:bCs/>
+                <w:lang w:eastAsia="es-ES"/>
+              </w:rPr>
+              <w:tab/>
+              <w:t>Conoce a Dios y asume su identidad religiosa y spiritual como persona digna, libre y trascendente.</w:t>
+            </w:r>
+          </w:p>
+          <w:p>
+            <w:pPr>
               <w:tabs>
                 <w:tab w:val="left" w:pos="0"/>
                 <w:tab w:val="left" w:pos="142"/>
                 <w:tab w:val="left" w:pos="284"/>
               </w:tabs>
               <w:spacing w:line="276" w:lineRule="auto"/>
-              <w:ind w:left="0"/>
-              <w:jc w:val="center"/>
-              <w:rPr>
-                <w:rFonts w:ascii="Arial Nova Cond Light" w:eastAsia="Times New Roman" w:hAnsi="Arial Nova Cond Light" w:cs="Arial"/>
-                <w:b/>
-                <w:lang w:eastAsia="es-ES"/>
-              </w:rPr>
-            </w:pPr>
-            <w:r>
-              <w:rPr>
-                <w:rFonts w:ascii="Arial Nova Cond Light" w:eastAsia="Times New Roman" w:hAnsi="Arial Nova Cond Light" w:cs="Arial"/>
-                <w:b/>
-                <w:lang w:eastAsia="es-ES"/>
-              </w:rPr>
-              <w:t xml:space="preserve">DESEMPEÑOS </w:t>
-            </w:r>
-          </w:p>
-        </w:tc>
-      </w:tr>
-      <w:tr>
-        <w:trPr>
-          <w:trHeight w:val="340"/>
-        </w:trPr>
-        <w:tc>
-          <w:tcPr>
-            <w:tcW w:w="3387" w:type="dxa"/>
-            <w:vAlign w:val="center"/>
-          </w:tcPr>
-          <w:p>
-            <w:pPr>
-              <w:tabs>
-                <w:tab w:val="left" w:pos="0"/>
-                <w:tab w:val="left" w:pos="142"/>
-                <w:tab w:val="left" w:pos="284"/>
-              </w:tabs>
-              <w:spacing w:line="276" w:lineRule="auto"/>
-              <w:ind w:left="164" w:hanging="164"/>
-              <w:jc w:val="both"/>
-              <w:rPr>
-                <w:rFonts w:ascii="Arial Nova Cond Light" w:eastAsia="Times New Roman" w:hAnsi="Arial Nova Cond Light" w:cs="Arial"/>
-                <w:bCs/>
-                <w:lang w:eastAsia="es-ES"/>
-              </w:rPr>
-            </w:pPr>
-            <w:r>
-              <w:rPr>
-                <w:rFonts w:ascii="Arial Nova Cond Light" w:eastAsia="Times New Roman" w:hAnsi="Arial Nova Cond Light" w:cs="Arial"/>
-                <w:bCs/>
-                <w:lang w:eastAsia="es-ES"/>
-              </w:rPr>
-              <w:t>•</w:t>
-            </w:r>
-            <w:r>
-              <w:rPr>
-                <w:rFonts w:ascii="Arial Nova Cond Light" w:eastAsia="Times New Roman" w:hAnsi="Arial Nova Cond Light" w:cs="Arial"/>
-                <w:bCs/>
-                <w:lang w:eastAsia="es-ES"/>
-              </w:rPr>
-              <w:tab/>
-              <w:t>Conoce a Dios y asume su identidad religiosa y spiritual como persona digna, libre y trascendente.</w:t>
-            </w:r>
-          </w:p>
-          <w:p>
-            <w:pPr>
-              <w:tabs>
-                <w:tab w:val="left" w:pos="0"/>
-                <w:tab w:val="left" w:pos="142"/>
-                <w:tab w:val="left" w:pos="284"/>
-              </w:tabs>
-              <w:spacing w:line="276" w:lineRule="auto"/>
               <w:ind w:left="164" w:hanging="164"/>
               <w:jc w:val="both"/>
               <w:rPr>
@@ -2593,6 +2543,23 @@
                 <w:lang w:eastAsia="es-ES"/>
               </w:rPr>
             </w:pPr>
+            <w:r>
+              <w:rPr>
+                <w:rFonts w:ascii="Arial Nova Cond Light" w:eastAsia="Times New Roman" w:hAnsi="Arial Nova Cond Light" w:cs="Arial"/>
+                <w:bCs/>
+                <w:lang w:eastAsia="es-ES"/>
+              </w:rPr>
+              <w:t>•</w:t>
+            </w:r>
+            <w:r>
+              <w:rPr>
+                <w:rFonts w:ascii="Arial Nova Cond Light" w:eastAsia="Times New Roman" w:hAnsi="Arial Nova Cond Light" w:cs="Arial"/>
+                <w:bCs/>
+                <w:lang w:eastAsia="es-ES"/>
+              </w:rPr>
+              <w:tab/>
+              <w:t>Argumenta la acción de Dios en la historia y en la vida de la Iglesia y de la humanidad confrontando hechos y acontecimientos presentes en su entorno que permitan su participación en la misión de la Iglesia.</w:t>
+            </w:r>
           </w:p>
           <w:p>
             <w:pPr>
@@ -2626,7 +2593,7 @@
                 <w:lang w:eastAsia="es-ES"/>
               </w:rPr>
               <w:tab/>
-              <w:t>Argumenta la acción de Dios en la historia y en la vida de la Iglesia y de la humanidad confrontando hechos y acontecimientos presentes en su entorno que permitan su participación en la misión de la Iglesia.</w:t>
+              <w:t>Confronta el mensaje de Jesucristo y las enseñanzas de la Iglesia con sus vivencias personales y comunitarias demostrando una actitud de permanente conversión.</w:t>
             </w:r>
           </w:p>
           <w:p>
@@ -2661,7 +2628,7 @@
                 <w:lang w:eastAsia="es-ES"/>
               </w:rPr>
               <w:tab/>
-              <w:t>Confronta el mensaje de Jesucristo y las enseñanzas de la Iglesia con sus vivencias personales y comunitarias demostrando una actitud de permanente conversión.</w:t>
+              <w:t>Acoge a Jesucristo como Redentor y modelo de hombre que enseña a vivir bajo la acción del Espíritu Santo, para expresar en su vida diaria los principios y las enseñanzas de la Iglesia.</w:t>
             </w:r>
           </w:p>
           <w:p>
@@ -2696,7 +2663,7 @@
                 <w:lang w:eastAsia="es-ES"/>
               </w:rPr>
               <w:tab/>
-              <w:t>Acoge a Jesucristo como Redentor y modelo de hombre que enseña a vivir bajo la acción del Espíritu Santo, para expresar en su vida diaria los principios y las enseñanzas de la Iglesia.</w:t>
+              <w:t>Explica, con argumentos coherentes, su fe en relación armónica entre cultura y ciencia, y valorando las diversas manifestaciones religiosas más cercanas a su entorno.</w:t>
             </w:r>
           </w:p>
           <w:p>
@@ -2731,76 +2698,13 @@
                 <w:lang w:eastAsia="es-ES"/>
               </w:rPr>
               <w:tab/>
-              <w:t>Explica, con argumentos coherentes, su fe en relación armónica entre cultura y ciencia, y valorando las diversas manifestaciones religiosas más cercanas a su entorno.</w:t>
-            </w:r>
-          </w:p>
-          <w:p>
-            <w:pPr>
-              <w:pStyle w:val="Prrafodelista"/>
-              <w:tabs>
-                <w:tab w:val="left" w:pos="0"/>
-                <w:tab w:val="left" w:pos="284"/>
-                <w:tab w:val="left" w:pos="320"/>
-              </w:tabs>
-              <w:spacing w:line="276" w:lineRule="auto"/>
-              <w:ind w:left="178" w:hanging="141"/>
-              <w:jc w:val="both"/>
-              <w:rPr>
-                <w:rFonts w:ascii="Arial Nova Cond Light" w:eastAsia="Times New Roman" w:hAnsi="Arial Nova Cond Light" w:cs="Arial"/>
-                <w:bCs/>
-                <w:lang w:eastAsia="es-ES"/>
-              </w:rPr>
-            </w:pPr>
-            <w:r>
-              <w:rPr>
-                <w:rFonts w:ascii="Arial Nova Cond Light" w:eastAsia="Times New Roman" w:hAnsi="Arial Nova Cond Light" w:cs="Arial"/>
-                <w:bCs/>
-                <w:lang w:eastAsia="es-ES"/>
-              </w:rPr>
-              <w:t>•</w:t>
-            </w:r>
-            <w:r>
-              <w:rPr>
-                <w:rFonts w:ascii="Arial Nova Cond Light" w:eastAsia="Times New Roman" w:hAnsi="Arial Nova Cond Light" w:cs="Arial"/>
-                <w:bCs/>
-                <w:lang w:eastAsia="es-ES"/>
-              </w:rPr>
-              <w:tab/>
               <w:t>Interpreta la realidad de su entorno local y nacional a la luz del mensaje del Evangelio y la Tradición de la Iglesia.</w:t>
             </w:r>
-          </w:p>
-          <w:p>
-            <w:pPr>
-              <w:tabs>
-                <w:tab w:val="left" w:pos="178"/>
-                <w:tab w:val="left" w:pos="320"/>
-              </w:tabs>
-              <w:spacing w:line="276" w:lineRule="auto"/>
-              <w:ind w:left="178" w:hanging="141"/>
-              <w:jc w:val="both"/>
-              <w:rPr>
-                <w:rFonts w:ascii="Arial Nova Cond Light" w:eastAsia="Times New Roman" w:hAnsi="Arial Nova Cond Light" w:cs="Arial"/>
-                <w:b/>
-                <w:lang w:eastAsia="es-ES"/>
-              </w:rPr>
-            </w:pPr>
           </w:p>
         </w:tc>
       </w:tr>
       <w:bookmarkEnd w:id="0"/>
     </w:tbl>
-    <w:p>
-      <w:pPr>
-        <w:spacing w:line="276" w:lineRule="auto"/>
-        <w:ind w:right="-455"/>
-        <w:rPr>
-          <w:rFonts w:ascii="Arial Nova Cond Light" w:hAnsi="Arial Nova Cond Light" w:cs="Times New Roman"/>
-          <w:b/>
-          <w:bCs/>
-          <w:color w:val="000000" w:themeColor="text1"/>
-        </w:rPr>
-      </w:pPr>
-    </w:p>
     <w:p>
       <w:pPr>
         <w:spacing w:line="276" w:lineRule="auto"/>
@@ -3012,29 +2916,16 @@
                 <w:szCs w:val="20"/>
               </w:rPr>
             </w:pPr>
-            <w:proofErr w:type="spellStart"/>
-            <w:r>
-              <w:rPr>
-                <w:rFonts w:ascii="Arial Nova Cond Light" w:hAnsi="Arial Nova Cond Light" w:cs="Times New Roman"/>
-                <w:b/>
-                <w:bCs/>
-                <w:color w:val="000000" w:themeColor="text1"/>
-                <w:sz w:val="20"/>
-                <w:szCs w:val="20"/>
-              </w:rPr>
-              <w:t>N°</w:t>
-            </w:r>
-            <w:proofErr w:type="spellEnd"/>
-            <w:r>
-              <w:rPr>
-                <w:rFonts w:ascii="Arial Nova Cond Light" w:hAnsi="Arial Nova Cond Light" w:cs="Times New Roman"/>
-                <w:b/>
-                <w:bCs/>
-                <w:color w:val="000000" w:themeColor="text1"/>
-                <w:sz w:val="20"/>
-                <w:szCs w:val="20"/>
-              </w:rPr>
-              <w:t xml:space="preserve"> DE SEMANAS LECTIVAS</w:t>
+            <w:r>
+              <w:rPr>
+                <w:rFonts w:ascii="Arial Nova Cond Light" w:hAnsi="Arial Nova Cond Light" w:cs="Times New Roman"/>
+                <w:b/>
+                <w:bCs/>
+                <w:color w:val="000000" w:themeColor="text1"/>
+                <w:sz w:val="20"/>
+                <w:szCs w:val="20"/>
+              </w:rPr>
+              <w:t>N° DE SEMANAS LECTIVAS</w:t>
             </w:r>
           </w:p>
         </w:tc>
@@ -3059,29 +2950,16 @@
                 <w:szCs w:val="20"/>
               </w:rPr>
             </w:pPr>
-            <w:proofErr w:type="spellStart"/>
-            <w:r>
-              <w:rPr>
-                <w:rFonts w:ascii="Arial Nova Cond Light" w:hAnsi="Arial Nova Cond Light" w:cs="Times New Roman"/>
-                <w:b/>
-                <w:bCs/>
-                <w:color w:val="000000" w:themeColor="text1"/>
-                <w:sz w:val="20"/>
-                <w:szCs w:val="20"/>
-              </w:rPr>
-              <w:t>N°</w:t>
-            </w:r>
-            <w:proofErr w:type="spellEnd"/>
-            <w:r>
-              <w:rPr>
-                <w:rFonts w:ascii="Arial Nova Cond Light" w:hAnsi="Arial Nova Cond Light" w:cs="Times New Roman"/>
-                <w:b/>
-                <w:bCs/>
-                <w:color w:val="000000" w:themeColor="text1"/>
-                <w:sz w:val="20"/>
-                <w:szCs w:val="20"/>
-              </w:rPr>
-              <w:t xml:space="preserve"> UNIDADES</w:t>
+            <w:r>
+              <w:rPr>
+                <w:rFonts w:ascii="Arial Nova Cond Light" w:hAnsi="Arial Nova Cond Light" w:cs="Times New Roman"/>
+                <w:b/>
+                <w:bCs/>
+                <w:color w:val="000000" w:themeColor="text1"/>
+                <w:sz w:val="20"/>
+                <w:szCs w:val="20"/>
+              </w:rPr>
+              <w:t>N° UNIDADES</w:t>
             </w:r>
           </w:p>
         </w:tc>
@@ -4622,7 +4500,6 @@
                 <w:sz w:val="20"/>
                 <w:szCs w:val="20"/>
               </w:rPr>
-              <w:lastRenderedPageBreak/>
               <w:t>TERCER BLOQUE DE SEMANA DE GESTIÓN</w:t>
             </w:r>
           </w:p>
@@ -5348,6 +5225,7 @@
                 <w:sz w:val="20"/>
                 <w:szCs w:val="20"/>
               </w:rPr>
+              <w:lastRenderedPageBreak/>
               <w:t>CUARTO BLOQUE DE SEMANAS LECTIVAS</w:t>
             </w:r>
           </w:p>
@@ -7259,81 +7137,6 @@
     </w:p>
     <w:p>
       <w:pPr>
-        <w:tabs>
-          <w:tab w:val="left" w:pos="965"/>
-        </w:tabs>
-        <w:spacing w:line="276" w:lineRule="auto"/>
-        <w:ind w:right="-455"/>
-        <w:rPr>
-          <w:rFonts w:ascii="Arial Nova Cond Light" w:hAnsi="Arial Nova Cond Light" w:cs="Times New Roman"/>
-          <w:b/>
-          <w:bCs/>
-          <w:color w:val="000000" w:themeColor="text1"/>
-        </w:rPr>
-      </w:pPr>
-    </w:p>
-    <w:p>
-      <w:pPr>
-        <w:tabs>
-          <w:tab w:val="left" w:pos="965"/>
-        </w:tabs>
-        <w:spacing w:line="276" w:lineRule="auto"/>
-        <w:ind w:right="-455"/>
-        <w:rPr>
-          <w:rFonts w:ascii="Arial Nova Cond Light" w:hAnsi="Arial Nova Cond Light" w:cs="Times New Roman"/>
-          <w:b/>
-          <w:bCs/>
-          <w:color w:val="000000" w:themeColor="text1"/>
-        </w:rPr>
-      </w:pPr>
-    </w:p>
-    <w:p>
-      <w:pPr>
-        <w:tabs>
-          <w:tab w:val="left" w:pos="965"/>
-        </w:tabs>
-        <w:spacing w:line="276" w:lineRule="auto"/>
-        <w:ind w:right="-455"/>
-        <w:rPr>
-          <w:rFonts w:ascii="Arial Nova Cond Light" w:hAnsi="Arial Nova Cond Light" w:cs="Times New Roman"/>
-          <w:b/>
-          <w:bCs/>
-          <w:color w:val="000000" w:themeColor="text1"/>
-        </w:rPr>
-      </w:pPr>
-    </w:p>
-    <w:p>
-      <w:pPr>
-        <w:tabs>
-          <w:tab w:val="left" w:pos="965"/>
-        </w:tabs>
-        <w:spacing w:line="276" w:lineRule="auto"/>
-        <w:ind w:right="-455"/>
-        <w:rPr>
-          <w:rFonts w:ascii="Arial Nova Cond Light" w:hAnsi="Arial Nova Cond Light" w:cs="Times New Roman"/>
-          <w:b/>
-          <w:bCs/>
-          <w:color w:val="000000" w:themeColor="text1"/>
-        </w:rPr>
-      </w:pPr>
-    </w:p>
-    <w:p>
-      <w:pPr>
-        <w:tabs>
-          <w:tab w:val="left" w:pos="965"/>
-        </w:tabs>
-        <w:spacing w:line="276" w:lineRule="auto"/>
-        <w:ind w:right="-455"/>
-        <w:rPr>
-          <w:rFonts w:ascii="Arial Nova Cond Light" w:hAnsi="Arial Nova Cond Light" w:cs="Times New Roman"/>
-          <w:b/>
-          <w:bCs/>
-          <w:color w:val="000000" w:themeColor="text1"/>
-        </w:rPr>
-      </w:pPr>
-    </w:p>
-    <w:p>
-      <w:pPr>
         <w:pStyle w:val="Prrafodelista"/>
         <w:numPr>
           <w:ilvl w:val="0"/>
@@ -8648,21 +8451,6 @@
     <w:p>
       <w:pPr>
         <w:pStyle w:val="Prrafodelista"/>
-        <w:shd w:val="clear" w:color="auto" w:fill="FFFFFF" w:themeFill="background1"/>
-        <w:spacing w:after="0" w:line="276" w:lineRule="auto"/>
-        <w:ind w:left="-284" w:right="-455"/>
-        <w:textDirection w:val="btLr"/>
-        <w:rPr>
-          <w:rFonts w:ascii="Arial Nova Cond Light" w:hAnsi="Arial Nova Cond Light" w:cs="Times New Roman"/>
-          <w:b/>
-          <w:bCs/>
-          <w:color w:val="000000" w:themeColor="text1"/>
-        </w:rPr>
-      </w:pPr>
-    </w:p>
-    <w:p>
-      <w:pPr>
-        <w:pStyle w:val="Prrafodelista"/>
         <w:numPr>
           <w:ilvl w:val="0"/>
           <w:numId w:val="2"/>
@@ -8685,6 +8473,7 @@
           <w:bCs/>
           <w:color w:val="000000" w:themeColor="text1"/>
         </w:rPr>
+        <w:lastRenderedPageBreak/>
         <w:t>DISTRIBUCIÓN</w:t>
       </w:r>
       <w:r>
@@ -8751,8 +8540,6 @@
           <w:b/>
           <w:bCs/>
           <w:color w:val="000000" w:themeColor="text1"/>
-          <w:sz w:val="6"/>
-          <w:szCs w:val="6"/>
         </w:rPr>
       </w:pPr>
     </w:p>
@@ -8773,13 +8560,13 @@
         <w:tblLook w:val="04A0" w:firstRow="1" w:lastRow="0" w:firstColumn="1" w:lastColumn="0" w:noHBand="0" w:noVBand="1"/>
       </w:tblPr>
       <w:tblGrid>
-        <w:gridCol w:w="875"/>
-        <w:gridCol w:w="1095"/>
-        <w:gridCol w:w="1726"/>
-        <w:gridCol w:w="6169"/>
-        <w:gridCol w:w="2015"/>
-        <w:gridCol w:w="1634"/>
-        <w:gridCol w:w="1337"/>
+        <w:gridCol w:w="818"/>
+        <w:gridCol w:w="1018"/>
+        <w:gridCol w:w="5379"/>
+        <w:gridCol w:w="1984"/>
+        <w:gridCol w:w="2693"/>
+        <w:gridCol w:w="1560"/>
+        <w:gridCol w:w="1399"/>
       </w:tblGrid>
       <w:tr>
         <w:trPr>
@@ -8788,7 +8575,7 @@
         </w:trPr>
         <w:tc>
           <w:tcPr>
-            <w:tcW w:w="875" w:type="dxa"/>
+            <w:tcW w:w="818" w:type="dxa"/>
             <w:shd w:val="clear" w:color="auto" w:fill="C1F0C7" w:themeFill="accent3" w:themeFillTint="33"/>
             <w:vAlign w:val="center"/>
           </w:tcPr>
@@ -8822,7 +8609,7 @@
         </w:tc>
         <w:tc>
           <w:tcPr>
-            <w:tcW w:w="1095" w:type="dxa"/>
+            <w:tcW w:w="1018" w:type="dxa"/>
             <w:shd w:val="clear" w:color="auto" w:fill="C1F0C7" w:themeFill="accent3" w:themeFillTint="33"/>
             <w:vAlign w:val="center"/>
           </w:tcPr>
@@ -8855,7 +8642,7 @@
         </w:tc>
         <w:tc>
           <w:tcPr>
-            <w:tcW w:w="1726" w:type="dxa"/>
+            <w:tcW w:w="5379" w:type="dxa"/>
             <w:shd w:val="clear" w:color="auto" w:fill="C1F0C7" w:themeFill="accent3" w:themeFillTint="33"/>
             <w:vAlign w:val="center"/>
           </w:tcPr>
@@ -8882,13 +8669,35 @@
                 <w:sz w:val="20"/>
                 <w:szCs w:val="20"/>
               </w:rPr>
-              <w:t>PROBLEMA / POTENCIALIDAD</w:t>
-            </w:r>
-          </w:p>
-        </w:tc>
-        <w:tc>
-          <w:tcPr>
-            <w:tcW w:w="6169" w:type="dxa"/>
+              <w:t>SITUACIÓN SIGNIF</w:t>
+            </w:r>
+            <w:r>
+              <w:rPr>
+                <w:rFonts w:ascii="Arial Nova Cond" w:hAnsi="Arial Nova Cond" w:cs="Times New Roman"/>
+                <w:b/>
+                <w:bCs/>
+                <w:color w:val="000000" w:themeColor="text1"/>
+                <w:sz w:val="20"/>
+                <w:szCs w:val="20"/>
+              </w:rPr>
+              <w:t>I</w:t>
+            </w:r>
+            <w:r>
+              <w:rPr>
+                <w:rFonts w:ascii="Arial Nova Cond" w:hAnsi="Arial Nova Cond" w:cs="Times New Roman"/>
+                <w:b/>
+                <w:bCs/>
+                <w:color w:val="000000" w:themeColor="text1"/>
+                <w:sz w:val="20"/>
+                <w:szCs w:val="20"/>
+              </w:rPr>
+              <w:t>CATIVA</w:t>
+            </w:r>
+          </w:p>
+        </w:tc>
+        <w:tc>
+          <w:tcPr>
+            <w:tcW w:w="1984" w:type="dxa"/>
             <w:shd w:val="clear" w:color="auto" w:fill="C1F0C7" w:themeFill="accent3" w:themeFillTint="33"/>
             <w:vAlign w:val="center"/>
           </w:tcPr>
@@ -8915,7 +8724,7 @@
                 <w:sz w:val="20"/>
                 <w:szCs w:val="20"/>
               </w:rPr>
-              <w:t>SITUACIÓN SIGNIF</w:t>
+              <w:t>TÍTULO DE LA UNIDAD DID</w:t>
             </w:r>
             <w:r>
               <w:rPr>
@@ -8926,7 +8735,7 @@
                 <w:sz w:val="20"/>
                 <w:szCs w:val="20"/>
               </w:rPr>
-              <w:t>I</w:t>
+              <w:t>Á</w:t>
             </w:r>
             <w:r>
               <w:rPr>
@@ -8937,13 +8746,24 @@
                 <w:sz w:val="20"/>
                 <w:szCs w:val="20"/>
               </w:rPr>
-              <w:t>CATIVA</w:t>
-            </w:r>
-          </w:p>
-        </w:tc>
-        <w:tc>
-          <w:tcPr>
-            <w:tcW w:w="2015" w:type="dxa"/>
+              <w:t>CTICA</w:t>
+            </w:r>
+            <w:r>
+              <w:rPr>
+                <w:rFonts w:ascii="Arial Nova Cond" w:hAnsi="Arial Nova Cond" w:cs="Times New Roman"/>
+                <w:b/>
+                <w:bCs/>
+                <w:color w:val="000000" w:themeColor="text1"/>
+                <w:sz w:val="20"/>
+                <w:szCs w:val="20"/>
+              </w:rPr>
+              <w:t>.</w:t>
+            </w:r>
+          </w:p>
+        </w:tc>
+        <w:tc>
+          <w:tcPr>
+            <w:tcW w:w="2693" w:type="dxa"/>
             <w:shd w:val="clear" w:color="auto" w:fill="C1F0C7" w:themeFill="accent3" w:themeFillTint="33"/>
             <w:vAlign w:val="center"/>
           </w:tcPr>
@@ -8970,9 +8790,21 @@
                 <w:sz w:val="20"/>
                 <w:szCs w:val="20"/>
               </w:rPr>
-              <w:t>TÍTULO DE LA UNIDAD DID</w:t>
-            </w:r>
-            <w:r>
+              <w:t>CAMPO TEMATICO</w:t>
+            </w:r>
+          </w:p>
+        </w:tc>
+        <w:tc>
+          <w:tcPr>
+            <w:tcW w:w="1560" w:type="dxa"/>
+            <w:shd w:val="clear" w:color="auto" w:fill="C1F0C7" w:themeFill="accent3" w:themeFillTint="33"/>
+            <w:vAlign w:val="center"/>
+          </w:tcPr>
+          <w:p>
+            <w:pPr>
+              <w:pStyle w:val="Prrafodelista"/>
+              <w:ind w:left="0"/>
+              <w:jc w:val="center"/>
               <w:rPr>
                 <w:rFonts w:ascii="Arial Nova Cond" w:hAnsi="Arial Nova Cond" w:cs="Times New Roman"/>
                 <w:b/>
@@ -8981,8 +8813,7 @@
                 <w:sz w:val="20"/>
                 <w:szCs w:val="20"/>
               </w:rPr>
-              <w:t>Á</w:t>
-            </w:r>
+            </w:pPr>
             <w:r>
               <w:rPr>
                 <w:rFonts w:ascii="Arial Nova Cond" w:hAnsi="Arial Nova Cond" w:cs="Times New Roman"/>
@@ -8992,57 +8823,13 @@
                 <w:sz w:val="20"/>
                 <w:szCs w:val="20"/>
               </w:rPr>
-              <w:t>CTICA</w:t>
-            </w:r>
-            <w:r>
-              <w:rPr>
-                <w:rFonts w:ascii="Arial Nova Cond" w:hAnsi="Arial Nova Cond" w:cs="Times New Roman"/>
-                <w:b/>
-                <w:bCs/>
-                <w:color w:val="000000" w:themeColor="text1"/>
-                <w:sz w:val="20"/>
-                <w:szCs w:val="20"/>
-              </w:rPr>
-              <w:t>.</w:t>
-            </w:r>
-          </w:p>
-        </w:tc>
-        <w:tc>
-          <w:tcPr>
-            <w:tcW w:w="1634" w:type="dxa"/>
-            <w:shd w:val="clear" w:color="auto" w:fill="C1F0C7" w:themeFill="accent3" w:themeFillTint="33"/>
-            <w:vAlign w:val="center"/>
-          </w:tcPr>
-          <w:p>
-            <w:pPr>
-              <w:pStyle w:val="Prrafodelista"/>
-              <w:ind w:left="0"/>
-              <w:jc w:val="center"/>
-              <w:rPr>
-                <w:rFonts w:ascii="Arial Nova Cond" w:hAnsi="Arial Nova Cond" w:cs="Times New Roman"/>
-                <w:b/>
-                <w:bCs/>
-                <w:color w:val="000000" w:themeColor="text1"/>
-                <w:sz w:val="20"/>
-                <w:szCs w:val="20"/>
-              </w:rPr>
-            </w:pPr>
-            <w:r>
-              <w:rPr>
-                <w:rFonts w:ascii="Arial Nova Cond" w:hAnsi="Arial Nova Cond" w:cs="Times New Roman"/>
-                <w:b/>
-                <w:bCs/>
-                <w:color w:val="000000" w:themeColor="text1"/>
-                <w:sz w:val="20"/>
-                <w:szCs w:val="20"/>
-              </w:rPr>
               <w:t>COMPETENCIAS</w:t>
             </w:r>
           </w:p>
         </w:tc>
         <w:tc>
           <w:tcPr>
-            <w:tcW w:w="1337" w:type="dxa"/>
+            <w:tcW w:w="1399" w:type="dxa"/>
             <w:shd w:val="clear" w:color="auto" w:fill="C1F0C7" w:themeFill="accent3" w:themeFillTint="33"/>
             <w:vAlign w:val="center"/>
           </w:tcPr>
@@ -9081,7 +8868,7 @@
         </w:trPr>
         <w:tc>
           <w:tcPr>
-            <w:tcW w:w="875" w:type="dxa"/>
+            <w:tcW w:w="818" w:type="dxa"/>
             <w:vMerge w:val="restart"/>
             <w:vAlign w:val="center"/>
           </w:tcPr>
@@ -9120,7 +8907,7 @@
         </w:tc>
         <w:tc>
           <w:tcPr>
-            <w:tcW w:w="1095" w:type="dxa"/>
+            <w:tcW w:w="1018" w:type="dxa"/>
             <w:vAlign w:val="center"/>
           </w:tcPr>
           <w:p>
@@ -9158,7 +8945,7 @@
         </w:tc>
         <w:tc>
           <w:tcPr>
-            <w:tcW w:w="1726" w:type="dxa"/>
+            <w:tcW w:w="5379" w:type="dxa"/>
             <w:vAlign w:val="center"/>
           </w:tcPr>
           <w:p>
@@ -9186,47 +8973,13 @@
                 <w:szCs w:val="20"/>
                 <w:lang w:val="es-ES_tradnl"/>
               </w:rPr>
-              <w:t>{{problemapotencialidad0}}</w:t>
-            </w:r>
-          </w:p>
-        </w:tc>
-        <w:tc>
-          <w:tcPr>
-            <w:tcW w:w="6169" w:type="dxa"/>
-            <w:vAlign w:val="center"/>
-          </w:tcPr>
-          <w:p>
-            <w:pPr>
-              <w:pStyle w:val="Prrafodelista"/>
-              <w:tabs>
-                <w:tab w:val="left" w:pos="0"/>
-                <w:tab w:val="left" w:pos="142"/>
-                <w:tab w:val="left" w:pos="284"/>
-              </w:tabs>
-              <w:spacing w:line="276" w:lineRule="auto"/>
-              <w:ind w:left="0"/>
-              <w:jc w:val="both"/>
-              <w:rPr>
-                <w:rFonts w:ascii="Arial Nova Cond" w:eastAsia="Calibri" w:hAnsi="Arial Nova Cond" w:cs="Times New Roman"/>
-                <w:sz w:val="20"/>
-                <w:szCs w:val="20"/>
-                <w:lang w:val="es-ES_tradnl"/>
-              </w:rPr>
-            </w:pPr>
-            <w:r>
-              <w:rPr>
-                <w:rFonts w:ascii="Arial Nova Cond" w:eastAsia="Calibri" w:hAnsi="Arial Nova Cond" w:cs="Times New Roman"/>
-                <w:sz w:val="20"/>
-                <w:szCs w:val="20"/>
-                <w:lang w:val="es-ES_tradnl"/>
-              </w:rPr>
-              <w:t>{{situacionsignificativa0}}</w:t>
-            </w:r>
-          </w:p>
-        </w:tc>
-        <w:tc>
-          <w:tcPr>
-            <w:tcW w:w="2015" w:type="dxa"/>
+              <w:t xml:space="preserve">{{situacionsignificativa0}} </w:t>
+            </w:r>
+          </w:p>
+        </w:tc>
+        <w:tc>
+          <w:tcPr>
+            <w:tcW w:w="1984" w:type="dxa"/>
             <w:vAlign w:val="center"/>
           </w:tcPr>
           <w:p>
@@ -9257,7 +9010,7 @@
         </w:tc>
         <w:tc>
           <w:tcPr>
-            <w:tcW w:w="1634" w:type="dxa"/>
+            <w:tcW w:w="2693" w:type="dxa"/>
             <w:vAlign w:val="center"/>
           </w:tcPr>
           <w:p>
@@ -9282,13 +9035,13 @@
                 <w:sz w:val="20"/>
                 <w:szCs w:val="20"/>
               </w:rPr>
-              <w:t>{{competencias0}}</w:t>
-            </w:r>
-          </w:p>
-        </w:tc>
-        <w:tc>
-          <w:tcPr>
-            <w:tcW w:w="1337" w:type="dxa"/>
+              <w:t>{{campotematico0}}</w:t>
+            </w:r>
+          </w:p>
+        </w:tc>
+        <w:tc>
+          <w:tcPr>
+            <w:tcW w:w="1560" w:type="dxa"/>
             <w:vAlign w:val="center"/>
           </w:tcPr>
           <w:p>
@@ -9296,7 +9049,38 @@
               <w:autoSpaceDE w:val="0"/>
               <w:autoSpaceDN w:val="0"/>
               <w:adjustRightInd w:val="0"/>
-              <w:jc w:val="center"/>
+              <w:jc w:val="both"/>
+              <w:rPr>
+                <w:rFonts w:ascii="Arial Nova Cond" w:hAnsi="Arial Nova Cond" w:cs="Arial"/>
+                <w:color w:val="000000"/>
+                <w:kern w:val="0"/>
+                <w:sz w:val="20"/>
+                <w:szCs w:val="20"/>
+              </w:rPr>
+            </w:pPr>
+            <w:r>
+              <w:rPr>
+                <w:rFonts w:ascii="Arial Nova Cond" w:hAnsi="Arial Nova Cond" w:cs="Arial"/>
+                <w:color w:val="000000"/>
+                <w:kern w:val="0"/>
+                <w:sz w:val="20"/>
+                <w:szCs w:val="20"/>
+              </w:rPr>
+              <w:t>{{competencias0}}</w:t>
+            </w:r>
+          </w:p>
+        </w:tc>
+        <w:tc>
+          <w:tcPr>
+            <w:tcW w:w="1399" w:type="dxa"/>
+            <w:vAlign w:val="center"/>
+          </w:tcPr>
+          <w:p>
+            <w:pPr>
+              <w:autoSpaceDE w:val="0"/>
+              <w:autoSpaceDN w:val="0"/>
+              <w:adjustRightInd w:val="0"/>
+              <w:jc w:val="both"/>
               <w:rPr>
                 <w:rFonts w:ascii="Arial Nova Cond" w:hAnsi="Arial Nova Cond" w:cs="Arial"/>
                 <w:color w:val="000000"/>
@@ -9325,7 +9109,7 @@
         </w:trPr>
         <w:tc>
           <w:tcPr>
-            <w:tcW w:w="875" w:type="dxa"/>
+            <w:tcW w:w="818" w:type="dxa"/>
             <w:vMerge/>
             <w:vAlign w:val="center"/>
           </w:tcPr>
@@ -9353,7 +9137,7 @@
         </w:tc>
         <w:tc>
           <w:tcPr>
-            <w:tcW w:w="1095" w:type="dxa"/>
+            <w:tcW w:w="1018" w:type="dxa"/>
             <w:vAlign w:val="center"/>
           </w:tcPr>
           <w:p>
@@ -9391,33 +9175,7 @@
         </w:tc>
         <w:tc>
           <w:tcPr>
-            <w:tcW w:w="1726" w:type="dxa"/>
-            <w:vAlign w:val="center"/>
-          </w:tcPr>
-          <w:p>
-            <w:pPr>
-              <w:pStyle w:val="NormalWeb"/>
-              <w:jc w:val="both"/>
-              <w:rPr>
-                <w:rFonts w:ascii="Arial Nova Cond" w:hAnsi="Arial Nova Cond"/>
-                <w:sz w:val="20"/>
-                <w:szCs w:val="20"/>
-              </w:rPr>
-            </w:pPr>
-            <w:r>
-              <w:rPr>
-                <w:rFonts w:ascii="Arial Nova Cond" w:eastAsia="Calibri" w:hAnsi="Arial Nova Cond"/>
-                <w:sz w:val="20"/>
-                <w:szCs w:val="20"/>
-                <w:lang w:val="es-ES_tradnl"/>
-              </w:rPr>
-              <w:t>{{problemapotencialidad1}}</w:t>
-            </w:r>
-          </w:p>
-        </w:tc>
-        <w:tc>
-          <w:tcPr>
-            <w:tcW w:w="6169" w:type="dxa"/>
+            <w:tcW w:w="5379" w:type="dxa"/>
             <w:vAlign w:val="center"/>
           </w:tcPr>
           <w:p>
@@ -9451,7 +9209,7 @@
         </w:tc>
         <w:tc>
           <w:tcPr>
-            <w:tcW w:w="2015" w:type="dxa"/>
+            <w:tcW w:w="1984" w:type="dxa"/>
             <w:vAlign w:val="center"/>
           </w:tcPr>
           <w:p>
@@ -9482,7 +9240,7 @@
         </w:tc>
         <w:tc>
           <w:tcPr>
-            <w:tcW w:w="1634" w:type="dxa"/>
+            <w:tcW w:w="2693" w:type="dxa"/>
             <w:vAlign w:val="center"/>
           </w:tcPr>
           <w:p>
@@ -9507,13 +9265,13 @@
                 <w:sz w:val="20"/>
                 <w:szCs w:val="20"/>
               </w:rPr>
-              <w:t>{{competencias1}}</w:t>
-            </w:r>
-          </w:p>
-        </w:tc>
-        <w:tc>
-          <w:tcPr>
-            <w:tcW w:w="1337" w:type="dxa"/>
+              <w:t>{{campotematico1}}</w:t>
+            </w:r>
+          </w:p>
+        </w:tc>
+        <w:tc>
+          <w:tcPr>
+            <w:tcW w:w="1560" w:type="dxa"/>
             <w:vAlign w:val="center"/>
           </w:tcPr>
           <w:p>
@@ -9521,7 +9279,38 @@
               <w:autoSpaceDE w:val="0"/>
               <w:autoSpaceDN w:val="0"/>
               <w:adjustRightInd w:val="0"/>
-              <w:jc w:val="center"/>
+              <w:jc w:val="both"/>
+              <w:rPr>
+                <w:rFonts w:ascii="Arial Nova Cond" w:hAnsi="Arial Nova Cond" w:cs="Arial"/>
+                <w:color w:val="000000"/>
+                <w:kern w:val="0"/>
+                <w:sz w:val="20"/>
+                <w:szCs w:val="20"/>
+              </w:rPr>
+            </w:pPr>
+            <w:r>
+              <w:rPr>
+                <w:rFonts w:ascii="Arial Nova Cond" w:hAnsi="Arial Nova Cond" w:cs="Arial"/>
+                <w:color w:val="000000"/>
+                <w:kern w:val="0"/>
+                <w:sz w:val="20"/>
+                <w:szCs w:val="20"/>
+              </w:rPr>
+              <w:t>{{competencias1}}</w:t>
+            </w:r>
+          </w:p>
+        </w:tc>
+        <w:tc>
+          <w:tcPr>
+            <w:tcW w:w="1399" w:type="dxa"/>
+            <w:vAlign w:val="center"/>
+          </w:tcPr>
+          <w:p>
+            <w:pPr>
+              <w:autoSpaceDE w:val="0"/>
+              <w:autoSpaceDN w:val="0"/>
+              <w:adjustRightInd w:val="0"/>
+              <w:jc w:val="both"/>
               <w:rPr>
                 <w:rFonts w:ascii="Arial Nova Cond" w:hAnsi="Arial Nova Cond" w:cs="Arial"/>
                 <w:color w:val="000000"/>
@@ -9550,7 +9339,7 @@
         </w:trPr>
         <w:tc>
           <w:tcPr>
-            <w:tcW w:w="875" w:type="dxa"/>
+            <w:tcW w:w="818" w:type="dxa"/>
             <w:vMerge/>
             <w:vAlign w:val="center"/>
           </w:tcPr>
@@ -9578,7 +9367,7 @@
         </w:tc>
         <w:tc>
           <w:tcPr>
-            <w:tcW w:w="1095" w:type="dxa"/>
+            <w:tcW w:w="1018" w:type="dxa"/>
             <w:vAlign w:val="center"/>
           </w:tcPr>
           <w:p>
@@ -9616,33 +9405,7 @@
         </w:tc>
         <w:tc>
           <w:tcPr>
-            <w:tcW w:w="1726" w:type="dxa"/>
-            <w:vAlign w:val="center"/>
-          </w:tcPr>
-          <w:p>
-            <w:pPr>
-              <w:pStyle w:val="NormalWeb"/>
-              <w:jc w:val="both"/>
-              <w:rPr>
-                <w:rFonts w:ascii="Arial Nova Cond" w:eastAsia="Calibri" w:hAnsi="Arial Nova Cond"/>
-                <w:sz w:val="20"/>
-                <w:szCs w:val="20"/>
-              </w:rPr>
-            </w:pPr>
-            <w:r>
-              <w:rPr>
-                <w:rFonts w:ascii="Arial Nova Cond" w:eastAsia="Calibri" w:hAnsi="Arial Nova Cond"/>
-                <w:sz w:val="20"/>
-                <w:szCs w:val="20"/>
-                <w:lang w:val="es-ES_tradnl"/>
-              </w:rPr>
-              <w:t>{{problemapotencialidad2}}</w:t>
-            </w:r>
-          </w:p>
-        </w:tc>
-        <w:tc>
-          <w:tcPr>
-            <w:tcW w:w="6169" w:type="dxa"/>
+            <w:tcW w:w="5379" w:type="dxa"/>
             <w:vAlign w:val="center"/>
           </w:tcPr>
           <w:p>
@@ -9676,7 +9439,7 @@
         </w:tc>
         <w:tc>
           <w:tcPr>
-            <w:tcW w:w="2015" w:type="dxa"/>
+            <w:tcW w:w="1984" w:type="dxa"/>
             <w:vAlign w:val="center"/>
           </w:tcPr>
           <w:p>
@@ -9707,7 +9470,7 @@
         </w:tc>
         <w:tc>
           <w:tcPr>
-            <w:tcW w:w="1634" w:type="dxa"/>
+            <w:tcW w:w="2693" w:type="dxa"/>
             <w:vAlign w:val="center"/>
           </w:tcPr>
           <w:p>
@@ -9732,13 +9495,13 @@
                 <w:sz w:val="20"/>
                 <w:szCs w:val="20"/>
               </w:rPr>
-              <w:t>{{competencias2}}</w:t>
-            </w:r>
-          </w:p>
-        </w:tc>
-        <w:tc>
-          <w:tcPr>
-            <w:tcW w:w="1337" w:type="dxa"/>
+              <w:t>{{campotematico2}}</w:t>
+            </w:r>
+          </w:p>
+        </w:tc>
+        <w:tc>
+          <w:tcPr>
+            <w:tcW w:w="1560" w:type="dxa"/>
             <w:vAlign w:val="center"/>
           </w:tcPr>
           <w:p>
@@ -9746,7 +9509,38 @@
               <w:autoSpaceDE w:val="0"/>
               <w:autoSpaceDN w:val="0"/>
               <w:adjustRightInd w:val="0"/>
-              <w:jc w:val="center"/>
+              <w:jc w:val="both"/>
+              <w:rPr>
+                <w:rFonts w:ascii="Arial Nova Cond" w:hAnsi="Arial Nova Cond" w:cs="Arial"/>
+                <w:color w:val="000000"/>
+                <w:kern w:val="0"/>
+                <w:sz w:val="20"/>
+                <w:szCs w:val="20"/>
+              </w:rPr>
+            </w:pPr>
+            <w:r>
+              <w:rPr>
+                <w:rFonts w:ascii="Arial Nova Cond" w:hAnsi="Arial Nova Cond" w:cs="Arial"/>
+                <w:color w:val="000000"/>
+                <w:kern w:val="0"/>
+                <w:sz w:val="20"/>
+                <w:szCs w:val="20"/>
+              </w:rPr>
+              <w:t>{{competencias2}}</w:t>
+            </w:r>
+          </w:p>
+        </w:tc>
+        <w:tc>
+          <w:tcPr>
+            <w:tcW w:w="1399" w:type="dxa"/>
+            <w:vAlign w:val="center"/>
+          </w:tcPr>
+          <w:p>
+            <w:pPr>
+              <w:autoSpaceDE w:val="0"/>
+              <w:autoSpaceDN w:val="0"/>
+              <w:adjustRightInd w:val="0"/>
+              <w:jc w:val="both"/>
               <w:rPr>
                 <w:rFonts w:ascii="Arial Nova Cond" w:hAnsi="Arial Nova Cond" w:cs="Arial"/>
                 <w:color w:val="000000"/>
@@ -9775,7 +9569,7 @@
         </w:trPr>
         <w:tc>
           <w:tcPr>
-            <w:tcW w:w="875" w:type="dxa"/>
+            <w:tcW w:w="818" w:type="dxa"/>
             <w:vMerge w:val="restart"/>
             <w:vAlign w:val="center"/>
           </w:tcPr>
@@ -9814,7 +9608,7 @@
         </w:tc>
         <w:tc>
           <w:tcPr>
-            <w:tcW w:w="1095" w:type="dxa"/>
+            <w:tcW w:w="1018" w:type="dxa"/>
             <w:vAlign w:val="center"/>
           </w:tcPr>
           <w:p>
@@ -9852,33 +9646,7 @@
         </w:tc>
         <w:tc>
           <w:tcPr>
-            <w:tcW w:w="1726" w:type="dxa"/>
-            <w:vAlign w:val="center"/>
-          </w:tcPr>
-          <w:p>
-            <w:pPr>
-              <w:pStyle w:val="Sinespaciado"/>
-              <w:jc w:val="both"/>
-              <w:rPr>
-                <w:rFonts w:ascii="Arial Nova Cond" w:eastAsia="Times New Roman" w:hAnsi="Arial Nova Cond" w:cs="Times New Roman"/>
-                <w:sz w:val="20"/>
-                <w:szCs w:val="20"/>
-              </w:rPr>
-            </w:pPr>
-            <w:r>
-              <w:rPr>
-                <w:rFonts w:ascii="Arial Nova Cond" w:eastAsia="Calibri" w:hAnsi="Arial Nova Cond" w:cs="Times New Roman"/>
-                <w:sz w:val="20"/>
-                <w:szCs w:val="20"/>
-                <w:lang w:val="es-ES_tradnl"/>
-              </w:rPr>
-              <w:t>{{problemapotencialidad3}}</w:t>
-            </w:r>
-          </w:p>
-        </w:tc>
-        <w:tc>
-          <w:tcPr>
-            <w:tcW w:w="6169" w:type="dxa"/>
+            <w:tcW w:w="5379" w:type="dxa"/>
             <w:vAlign w:val="center"/>
           </w:tcPr>
           <w:p>
@@ -9913,7 +9681,7 @@
         </w:tc>
         <w:tc>
           <w:tcPr>
-            <w:tcW w:w="2015" w:type="dxa"/>
+            <w:tcW w:w="1984" w:type="dxa"/>
             <w:vAlign w:val="center"/>
           </w:tcPr>
           <w:p>
@@ -9944,7 +9712,7 @@
         </w:tc>
         <w:tc>
           <w:tcPr>
-            <w:tcW w:w="1634" w:type="dxa"/>
+            <w:tcW w:w="2693" w:type="dxa"/>
             <w:vAlign w:val="center"/>
           </w:tcPr>
           <w:p>
@@ -9969,13 +9737,13 @@
                 <w:sz w:val="20"/>
                 <w:szCs w:val="20"/>
               </w:rPr>
-              <w:t>{{competencias3}}</w:t>
-            </w:r>
-          </w:p>
-        </w:tc>
-        <w:tc>
-          <w:tcPr>
-            <w:tcW w:w="1337" w:type="dxa"/>
+              <w:t>{{campotematico3}}</w:t>
+            </w:r>
+          </w:p>
+        </w:tc>
+        <w:tc>
+          <w:tcPr>
+            <w:tcW w:w="1560" w:type="dxa"/>
             <w:vAlign w:val="center"/>
           </w:tcPr>
           <w:p>
@@ -9983,7 +9751,38 @@
               <w:autoSpaceDE w:val="0"/>
               <w:autoSpaceDN w:val="0"/>
               <w:adjustRightInd w:val="0"/>
-              <w:jc w:val="center"/>
+              <w:jc w:val="both"/>
+              <w:rPr>
+                <w:rFonts w:ascii="Arial Nova Cond" w:hAnsi="Arial Nova Cond" w:cs="Arial"/>
+                <w:color w:val="000000"/>
+                <w:kern w:val="0"/>
+                <w:sz w:val="20"/>
+                <w:szCs w:val="20"/>
+              </w:rPr>
+            </w:pPr>
+            <w:r>
+              <w:rPr>
+                <w:rFonts w:ascii="Arial Nova Cond" w:hAnsi="Arial Nova Cond" w:cs="Arial"/>
+                <w:color w:val="000000"/>
+                <w:kern w:val="0"/>
+                <w:sz w:val="20"/>
+                <w:szCs w:val="20"/>
+              </w:rPr>
+              <w:t>{{competencias3}}</w:t>
+            </w:r>
+          </w:p>
+        </w:tc>
+        <w:tc>
+          <w:tcPr>
+            <w:tcW w:w="1399" w:type="dxa"/>
+            <w:vAlign w:val="center"/>
+          </w:tcPr>
+          <w:p>
+            <w:pPr>
+              <w:autoSpaceDE w:val="0"/>
+              <w:autoSpaceDN w:val="0"/>
+              <w:adjustRightInd w:val="0"/>
+              <w:jc w:val="both"/>
               <w:rPr>
                 <w:rFonts w:ascii="Arial Nova Cond" w:hAnsi="Arial Nova Cond" w:cs="Arial"/>
                 <w:color w:val="000000"/>
@@ -10012,7 +9811,7 @@
         </w:trPr>
         <w:tc>
           <w:tcPr>
-            <w:tcW w:w="875" w:type="dxa"/>
+            <w:tcW w:w="818" w:type="dxa"/>
             <w:vMerge/>
             <w:vAlign w:val="center"/>
           </w:tcPr>
@@ -10040,7 +9839,7 @@
         </w:tc>
         <w:tc>
           <w:tcPr>
-            <w:tcW w:w="1095" w:type="dxa"/>
+            <w:tcW w:w="1018" w:type="dxa"/>
             <w:vAlign w:val="center"/>
           </w:tcPr>
           <w:p>
@@ -10078,33 +9877,7 @@
         </w:tc>
         <w:tc>
           <w:tcPr>
-            <w:tcW w:w="1726" w:type="dxa"/>
-            <w:vAlign w:val="center"/>
-          </w:tcPr>
-          <w:p>
-            <w:pPr>
-              <w:pStyle w:val="Sinespaciado"/>
-              <w:jc w:val="both"/>
-              <w:rPr>
-                <w:rFonts w:ascii="Arial Nova Cond" w:hAnsi="Arial Nova Cond"/>
-                <w:sz w:val="20"/>
-                <w:szCs w:val="20"/>
-              </w:rPr>
-            </w:pPr>
-            <w:r>
-              <w:rPr>
-                <w:rFonts w:ascii="Arial Nova Cond" w:eastAsia="Calibri" w:hAnsi="Arial Nova Cond" w:cs="Times New Roman"/>
-                <w:sz w:val="20"/>
-                <w:szCs w:val="20"/>
-                <w:lang w:val="es-ES_tradnl"/>
-              </w:rPr>
-              <w:t>{{problemapotencialidad4}}</w:t>
-            </w:r>
-          </w:p>
-        </w:tc>
-        <w:tc>
-          <w:tcPr>
-            <w:tcW w:w="6169" w:type="dxa"/>
+            <w:tcW w:w="5379" w:type="dxa"/>
             <w:vAlign w:val="center"/>
           </w:tcPr>
           <w:p>
@@ -10139,7 +9912,7 @@
         </w:tc>
         <w:tc>
           <w:tcPr>
-            <w:tcW w:w="2015" w:type="dxa"/>
+            <w:tcW w:w="1984" w:type="dxa"/>
             <w:vAlign w:val="center"/>
           </w:tcPr>
           <w:p>
@@ -10170,7 +9943,7 @@
         </w:tc>
         <w:tc>
           <w:tcPr>
-            <w:tcW w:w="1634" w:type="dxa"/>
+            <w:tcW w:w="2693" w:type="dxa"/>
             <w:vAlign w:val="center"/>
           </w:tcPr>
           <w:p>
@@ -10195,13 +9968,13 @@
                 <w:sz w:val="20"/>
                 <w:szCs w:val="20"/>
               </w:rPr>
-              <w:t>{{competencias4}}</w:t>
-            </w:r>
-          </w:p>
-        </w:tc>
-        <w:tc>
-          <w:tcPr>
-            <w:tcW w:w="1337" w:type="dxa"/>
+              <w:t>{{campotematico4}}</w:t>
+            </w:r>
+          </w:p>
+        </w:tc>
+        <w:tc>
+          <w:tcPr>
+            <w:tcW w:w="1560" w:type="dxa"/>
             <w:vAlign w:val="center"/>
           </w:tcPr>
           <w:p>
@@ -10209,7 +9982,38 @@
               <w:autoSpaceDE w:val="0"/>
               <w:autoSpaceDN w:val="0"/>
               <w:adjustRightInd w:val="0"/>
-              <w:jc w:val="center"/>
+              <w:jc w:val="both"/>
+              <w:rPr>
+                <w:rFonts w:ascii="Arial Nova Cond" w:hAnsi="Arial Nova Cond" w:cs="Arial"/>
+                <w:color w:val="000000"/>
+                <w:kern w:val="0"/>
+                <w:sz w:val="20"/>
+                <w:szCs w:val="20"/>
+              </w:rPr>
+            </w:pPr>
+            <w:r>
+              <w:rPr>
+                <w:rFonts w:ascii="Arial Nova Cond" w:hAnsi="Arial Nova Cond" w:cs="Arial"/>
+                <w:color w:val="000000"/>
+                <w:kern w:val="0"/>
+                <w:sz w:val="20"/>
+                <w:szCs w:val="20"/>
+              </w:rPr>
+              <w:t>{{competencias4}}</w:t>
+            </w:r>
+          </w:p>
+        </w:tc>
+        <w:tc>
+          <w:tcPr>
+            <w:tcW w:w="1399" w:type="dxa"/>
+            <w:vAlign w:val="center"/>
+          </w:tcPr>
+          <w:p>
+            <w:pPr>
+              <w:autoSpaceDE w:val="0"/>
+              <w:autoSpaceDN w:val="0"/>
+              <w:adjustRightInd w:val="0"/>
+              <w:jc w:val="both"/>
               <w:rPr>
                 <w:rFonts w:ascii="Arial Nova Cond" w:hAnsi="Arial Nova Cond" w:cs="Arial"/>
                 <w:color w:val="000000"/>
@@ -10238,7 +10042,7 @@
         </w:trPr>
         <w:tc>
           <w:tcPr>
-            <w:tcW w:w="875" w:type="dxa"/>
+            <w:tcW w:w="818" w:type="dxa"/>
             <w:vMerge w:val="restart"/>
             <w:vAlign w:val="center"/>
           </w:tcPr>
@@ -10277,7 +10081,7 @@
         </w:tc>
         <w:tc>
           <w:tcPr>
-            <w:tcW w:w="1095" w:type="dxa"/>
+            <w:tcW w:w="1018" w:type="dxa"/>
             <w:vAlign w:val="center"/>
           </w:tcPr>
           <w:p>
@@ -10315,34 +10119,7 @@
         </w:tc>
         <w:tc>
           <w:tcPr>
-            <w:tcW w:w="1726" w:type="dxa"/>
-            <w:vAlign w:val="center"/>
-          </w:tcPr>
-          <w:p>
-            <w:pPr>
-              <w:pStyle w:val="Sinespaciado"/>
-              <w:jc w:val="both"/>
-              <w:rPr>
-                <w:rFonts w:ascii="Arial Nova Cond" w:hAnsi="Arial Nova Cond"/>
-                <w:color w:val="000000" w:themeColor="text1"/>
-                <w:sz w:val="20"/>
-                <w:szCs w:val="20"/>
-              </w:rPr>
-            </w:pPr>
-            <w:r>
-              <w:rPr>
-                <w:rFonts w:ascii="Arial Nova Cond" w:eastAsia="Calibri" w:hAnsi="Arial Nova Cond" w:cs="Times New Roman"/>
-                <w:sz w:val="20"/>
-                <w:szCs w:val="20"/>
-                <w:lang w:val="es-ES_tradnl"/>
-              </w:rPr>
-              <w:t>{{problemapotencialidad5}}</w:t>
-            </w:r>
-          </w:p>
-        </w:tc>
-        <w:tc>
-          <w:tcPr>
-            <w:tcW w:w="6169" w:type="dxa"/>
+            <w:tcW w:w="5379" w:type="dxa"/>
             <w:vAlign w:val="center"/>
           </w:tcPr>
           <w:p>
@@ -10371,13 +10148,13 @@
                 <w:szCs w:val="20"/>
                 <w:lang w:val="es-ES_tradnl"/>
               </w:rPr>
-              <w:t>{{situacionsignificativa5}}</w:t>
-            </w:r>
-          </w:p>
-        </w:tc>
-        <w:tc>
-          <w:tcPr>
-            <w:tcW w:w="2015" w:type="dxa"/>
+              <w:t xml:space="preserve">{{situacionsignificativa5}} </w:t>
+            </w:r>
+          </w:p>
+        </w:tc>
+        <w:tc>
+          <w:tcPr>
+            <w:tcW w:w="1984" w:type="dxa"/>
             <w:vAlign w:val="center"/>
           </w:tcPr>
           <w:p>
@@ -10408,7 +10185,7 @@
         </w:tc>
         <w:tc>
           <w:tcPr>
-            <w:tcW w:w="1634" w:type="dxa"/>
+            <w:tcW w:w="2693" w:type="dxa"/>
             <w:vAlign w:val="center"/>
           </w:tcPr>
           <w:p>
@@ -10433,13 +10210,13 @@
                 <w:sz w:val="20"/>
                 <w:szCs w:val="20"/>
               </w:rPr>
-              <w:t>{{competencias5}}</w:t>
-            </w:r>
-          </w:p>
-        </w:tc>
-        <w:tc>
-          <w:tcPr>
-            <w:tcW w:w="1337" w:type="dxa"/>
+              <w:t>{{campotematico5}}</w:t>
+            </w:r>
+          </w:p>
+        </w:tc>
+        <w:tc>
+          <w:tcPr>
+            <w:tcW w:w="1560" w:type="dxa"/>
             <w:vAlign w:val="center"/>
           </w:tcPr>
           <w:p>
@@ -10447,7 +10224,38 @@
               <w:autoSpaceDE w:val="0"/>
               <w:autoSpaceDN w:val="0"/>
               <w:adjustRightInd w:val="0"/>
-              <w:jc w:val="center"/>
+              <w:jc w:val="both"/>
+              <w:rPr>
+                <w:rFonts w:ascii="Arial Nova Cond" w:hAnsi="Arial Nova Cond" w:cs="Arial"/>
+                <w:color w:val="000000"/>
+                <w:kern w:val="0"/>
+                <w:sz w:val="20"/>
+                <w:szCs w:val="20"/>
+              </w:rPr>
+            </w:pPr>
+            <w:r>
+              <w:rPr>
+                <w:rFonts w:ascii="Arial Nova Cond" w:hAnsi="Arial Nova Cond" w:cs="Arial"/>
+                <w:color w:val="000000"/>
+                <w:kern w:val="0"/>
+                <w:sz w:val="20"/>
+                <w:szCs w:val="20"/>
+              </w:rPr>
+              <w:t>{{competencias5}}</w:t>
+            </w:r>
+          </w:p>
+        </w:tc>
+        <w:tc>
+          <w:tcPr>
+            <w:tcW w:w="1399" w:type="dxa"/>
+            <w:vAlign w:val="center"/>
+          </w:tcPr>
+          <w:p>
+            <w:pPr>
+              <w:autoSpaceDE w:val="0"/>
+              <w:autoSpaceDN w:val="0"/>
+              <w:adjustRightInd w:val="0"/>
+              <w:jc w:val="both"/>
               <w:rPr>
                 <w:rFonts w:ascii="Arial Nova Cond" w:hAnsi="Arial Nova Cond" w:cs="Arial"/>
                 <w:color w:val="000000"/>
@@ -10476,7 +10284,7 @@
         </w:trPr>
         <w:tc>
           <w:tcPr>
-            <w:tcW w:w="875" w:type="dxa"/>
+            <w:tcW w:w="818" w:type="dxa"/>
             <w:vMerge/>
             <w:vAlign w:val="center"/>
           </w:tcPr>
@@ -10504,7 +10312,7 @@
         </w:tc>
         <w:tc>
           <w:tcPr>
-            <w:tcW w:w="1095" w:type="dxa"/>
+            <w:tcW w:w="1018" w:type="dxa"/>
             <w:vAlign w:val="center"/>
           </w:tcPr>
           <w:p>
@@ -10542,33 +10350,7 @@
         </w:tc>
         <w:tc>
           <w:tcPr>
-            <w:tcW w:w="1726" w:type="dxa"/>
-            <w:vAlign w:val="center"/>
-          </w:tcPr>
-          <w:p>
-            <w:pPr>
-              <w:pStyle w:val="Sinespaciado"/>
-              <w:jc w:val="both"/>
-              <w:rPr>
-                <w:rFonts w:ascii="Arial Nova Cond" w:hAnsi="Arial Nova Cond"/>
-                <w:sz w:val="20"/>
-                <w:szCs w:val="20"/>
-              </w:rPr>
-            </w:pPr>
-            <w:r>
-              <w:rPr>
-                <w:rFonts w:ascii="Arial Nova Cond" w:eastAsia="Calibri" w:hAnsi="Arial Nova Cond" w:cs="Times New Roman"/>
-                <w:sz w:val="20"/>
-                <w:szCs w:val="20"/>
-                <w:lang w:val="es-ES_tradnl"/>
-              </w:rPr>
-              <w:t>{{problemapotencialidad6}}</w:t>
-            </w:r>
-          </w:p>
-        </w:tc>
-        <w:tc>
-          <w:tcPr>
-            <w:tcW w:w="6169" w:type="dxa"/>
+            <w:tcW w:w="5379" w:type="dxa"/>
             <w:vAlign w:val="center"/>
           </w:tcPr>
           <w:p>
@@ -10602,7 +10384,7 @@
         </w:tc>
         <w:tc>
           <w:tcPr>
-            <w:tcW w:w="2015" w:type="dxa"/>
+            <w:tcW w:w="1984" w:type="dxa"/>
             <w:vAlign w:val="center"/>
           </w:tcPr>
           <w:p>
@@ -10633,7 +10415,7 @@
         </w:tc>
         <w:tc>
           <w:tcPr>
-            <w:tcW w:w="1634" w:type="dxa"/>
+            <w:tcW w:w="2693" w:type="dxa"/>
             <w:vAlign w:val="center"/>
           </w:tcPr>
           <w:p>
@@ -10658,13 +10440,13 @@
                 <w:sz w:val="20"/>
                 <w:szCs w:val="20"/>
               </w:rPr>
-              <w:t>{{competencias6}}</w:t>
-            </w:r>
-          </w:p>
-        </w:tc>
-        <w:tc>
-          <w:tcPr>
-            <w:tcW w:w="1337" w:type="dxa"/>
+              <w:t>{{campotematico6}}</w:t>
+            </w:r>
+          </w:p>
+        </w:tc>
+        <w:tc>
+          <w:tcPr>
+            <w:tcW w:w="1560" w:type="dxa"/>
             <w:vAlign w:val="center"/>
           </w:tcPr>
           <w:p>
@@ -10672,7 +10454,38 @@
               <w:autoSpaceDE w:val="0"/>
               <w:autoSpaceDN w:val="0"/>
               <w:adjustRightInd w:val="0"/>
-              <w:jc w:val="center"/>
+              <w:jc w:val="both"/>
+              <w:rPr>
+                <w:rFonts w:ascii="Arial Nova Cond" w:hAnsi="Arial Nova Cond" w:cs="Arial"/>
+                <w:color w:val="000000"/>
+                <w:kern w:val="0"/>
+                <w:sz w:val="20"/>
+                <w:szCs w:val="20"/>
+              </w:rPr>
+            </w:pPr>
+            <w:r>
+              <w:rPr>
+                <w:rFonts w:ascii="Arial Nova Cond" w:hAnsi="Arial Nova Cond" w:cs="Arial"/>
+                <w:color w:val="000000"/>
+                <w:kern w:val="0"/>
+                <w:sz w:val="20"/>
+                <w:szCs w:val="20"/>
+              </w:rPr>
+              <w:t>{{competencias6}}</w:t>
+            </w:r>
+          </w:p>
+        </w:tc>
+        <w:tc>
+          <w:tcPr>
+            <w:tcW w:w="1399" w:type="dxa"/>
+            <w:vAlign w:val="center"/>
+          </w:tcPr>
+          <w:p>
+            <w:pPr>
+              <w:autoSpaceDE w:val="0"/>
+              <w:autoSpaceDN w:val="0"/>
+              <w:adjustRightInd w:val="0"/>
+              <w:jc w:val="both"/>
               <w:rPr>
                 <w:rFonts w:ascii="Arial Nova Cond" w:hAnsi="Arial Nova Cond" w:cs="Arial"/>
                 <w:color w:val="000000"/>
@@ -10701,7 +10514,7 @@
         </w:trPr>
         <w:tc>
           <w:tcPr>
-            <w:tcW w:w="875" w:type="dxa"/>
+            <w:tcW w:w="818" w:type="dxa"/>
             <w:vMerge w:val="restart"/>
             <w:vAlign w:val="center"/>
           </w:tcPr>
@@ -10740,7 +10553,7 @@
         </w:tc>
         <w:tc>
           <w:tcPr>
-            <w:tcW w:w="1095" w:type="dxa"/>
+            <w:tcW w:w="1018" w:type="dxa"/>
             <w:vAlign w:val="center"/>
           </w:tcPr>
           <w:p>
@@ -10778,7 +10591,7 @@
         </w:tc>
         <w:tc>
           <w:tcPr>
-            <w:tcW w:w="1726" w:type="dxa"/>
+            <w:tcW w:w="5379" w:type="dxa"/>
             <w:vAlign w:val="center"/>
           </w:tcPr>
           <w:p>
@@ -10791,62 +10604,28 @@
               </w:tabs>
               <w:spacing w:line="276" w:lineRule="auto"/>
               <w:ind w:left="0"/>
+              <w:jc w:val="both"/>
+              <w:rPr>
+                <w:rFonts w:ascii="Arial Nova Cond" w:hAnsi="Arial Nova Cond"/>
+                <w:color w:val="000000" w:themeColor="text1"/>
+                <w:sz w:val="20"/>
+                <w:szCs w:val="20"/>
+              </w:rPr>
+            </w:pPr>
+            <w:r>
               <w:rPr>
                 <w:rFonts w:ascii="Arial Nova Cond" w:eastAsia="Calibri" w:hAnsi="Arial Nova Cond" w:cs="Times New Roman"/>
-                <w:color w:val="000000" w:themeColor="text1"/>
                 <w:sz w:val="20"/>
                 <w:szCs w:val="20"/>
                 <w:lang w:val="es-ES_tradnl"/>
               </w:rPr>
-            </w:pPr>
-            <w:r>
-              <w:rPr>
-                <w:rFonts w:ascii="Arial Nova Cond" w:eastAsia="Calibri" w:hAnsi="Arial Nova Cond" w:cs="Times New Roman"/>
-                <w:sz w:val="20"/>
-                <w:szCs w:val="20"/>
-                <w:lang w:val="es-ES_tradnl"/>
-              </w:rPr>
-              <w:t>{{problemapotencialidad7}}</w:t>
-            </w:r>
-          </w:p>
-        </w:tc>
-        <w:tc>
-          <w:tcPr>
-            <w:tcW w:w="6169" w:type="dxa"/>
-            <w:vAlign w:val="center"/>
-          </w:tcPr>
-          <w:p>
-            <w:pPr>
-              <w:pStyle w:val="Prrafodelista"/>
-              <w:tabs>
-                <w:tab w:val="left" w:pos="0"/>
-                <w:tab w:val="left" w:pos="142"/>
-                <w:tab w:val="left" w:pos="284"/>
-              </w:tabs>
-              <w:spacing w:line="276" w:lineRule="auto"/>
-              <w:ind w:left="0"/>
-              <w:jc w:val="both"/>
-              <w:rPr>
-                <w:rFonts w:ascii="Arial Nova Cond" w:hAnsi="Arial Nova Cond"/>
-                <w:color w:val="000000" w:themeColor="text1"/>
-                <w:sz w:val="20"/>
-                <w:szCs w:val="20"/>
-              </w:rPr>
-            </w:pPr>
-            <w:r>
-              <w:rPr>
-                <w:rFonts w:ascii="Arial Nova Cond" w:eastAsia="Calibri" w:hAnsi="Arial Nova Cond" w:cs="Times New Roman"/>
-                <w:sz w:val="20"/>
-                <w:szCs w:val="20"/>
-                <w:lang w:val="es-ES_tradnl"/>
-              </w:rPr>
               <w:t>{{situacionsignificativa7}}</w:t>
             </w:r>
           </w:p>
         </w:tc>
         <w:tc>
           <w:tcPr>
-            <w:tcW w:w="2015" w:type="dxa"/>
+            <w:tcW w:w="1984" w:type="dxa"/>
             <w:vAlign w:val="center"/>
           </w:tcPr>
           <w:p>
@@ -10877,7 +10656,7 @@
         </w:tc>
         <w:tc>
           <w:tcPr>
-            <w:tcW w:w="1634" w:type="dxa"/>
+            <w:tcW w:w="2693" w:type="dxa"/>
             <w:vAlign w:val="center"/>
           </w:tcPr>
           <w:p>
@@ -10902,13 +10681,13 @@
                 <w:sz w:val="20"/>
                 <w:szCs w:val="20"/>
               </w:rPr>
-              <w:t>{{competencias7}}</w:t>
-            </w:r>
-          </w:p>
-        </w:tc>
-        <w:tc>
-          <w:tcPr>
-            <w:tcW w:w="1337" w:type="dxa"/>
+              <w:t>{{campotematico7}}</w:t>
+            </w:r>
+          </w:p>
+        </w:tc>
+        <w:tc>
+          <w:tcPr>
+            <w:tcW w:w="1560" w:type="dxa"/>
             <w:vAlign w:val="center"/>
           </w:tcPr>
           <w:p>
@@ -10916,7 +10695,38 @@
               <w:autoSpaceDE w:val="0"/>
               <w:autoSpaceDN w:val="0"/>
               <w:adjustRightInd w:val="0"/>
-              <w:jc w:val="center"/>
+              <w:jc w:val="both"/>
+              <w:rPr>
+                <w:rFonts w:ascii="Arial Nova Cond" w:hAnsi="Arial Nova Cond" w:cs="Arial"/>
+                <w:color w:val="000000"/>
+                <w:kern w:val="0"/>
+                <w:sz w:val="20"/>
+                <w:szCs w:val="20"/>
+              </w:rPr>
+            </w:pPr>
+            <w:r>
+              <w:rPr>
+                <w:rFonts w:ascii="Arial Nova Cond" w:hAnsi="Arial Nova Cond" w:cs="Arial"/>
+                <w:color w:val="000000"/>
+                <w:kern w:val="0"/>
+                <w:sz w:val="20"/>
+                <w:szCs w:val="20"/>
+              </w:rPr>
+              <w:t>{{competencias7}}</w:t>
+            </w:r>
+          </w:p>
+        </w:tc>
+        <w:tc>
+          <w:tcPr>
+            <w:tcW w:w="1399" w:type="dxa"/>
+            <w:vAlign w:val="center"/>
+          </w:tcPr>
+          <w:p>
+            <w:pPr>
+              <w:autoSpaceDE w:val="0"/>
+              <w:autoSpaceDN w:val="0"/>
+              <w:adjustRightInd w:val="0"/>
+              <w:jc w:val="both"/>
               <w:rPr>
                 <w:rFonts w:ascii="Arial Nova Cond" w:hAnsi="Arial Nova Cond" w:cs="Arial"/>
                 <w:color w:val="000000"/>
@@ -10945,7 +10755,7 @@
         </w:trPr>
         <w:tc>
           <w:tcPr>
-            <w:tcW w:w="875" w:type="dxa"/>
+            <w:tcW w:w="818" w:type="dxa"/>
             <w:vMerge/>
             <w:vAlign w:val="center"/>
           </w:tcPr>
@@ -10973,7 +10783,7 @@
         </w:tc>
         <w:tc>
           <w:tcPr>
-            <w:tcW w:w="1095" w:type="dxa"/>
+            <w:tcW w:w="1018" w:type="dxa"/>
             <w:vAlign w:val="center"/>
           </w:tcPr>
           <w:p>
@@ -11011,7 +10821,7 @@
         </w:tc>
         <w:tc>
           <w:tcPr>
-            <w:tcW w:w="1726" w:type="dxa"/>
+            <w:tcW w:w="5379" w:type="dxa"/>
             <w:vAlign w:val="center"/>
           </w:tcPr>
           <w:p>
@@ -11024,6 +10834,7 @@
               </w:tabs>
               <w:spacing w:line="276" w:lineRule="auto"/>
               <w:ind w:left="0"/>
+              <w:jc w:val="both"/>
               <w:rPr>
                 <w:rFonts w:ascii="Arial Nova Cond" w:eastAsia="Calibri" w:hAnsi="Arial Nova Cond" w:cs="Times New Roman"/>
                 <w:color w:val="000000" w:themeColor="text1"/>
@@ -11039,48 +10850,13 @@
                 <w:szCs w:val="20"/>
                 <w:lang w:val="es-ES_tradnl"/>
               </w:rPr>
-              <w:t>{{problemapotencialidad8}}</w:t>
-            </w:r>
-          </w:p>
-        </w:tc>
-        <w:tc>
-          <w:tcPr>
-            <w:tcW w:w="6169" w:type="dxa"/>
-            <w:vAlign w:val="center"/>
-          </w:tcPr>
-          <w:p>
-            <w:pPr>
-              <w:pStyle w:val="Prrafodelista"/>
-              <w:tabs>
-                <w:tab w:val="left" w:pos="0"/>
-                <w:tab w:val="left" w:pos="142"/>
-                <w:tab w:val="left" w:pos="284"/>
-              </w:tabs>
-              <w:spacing w:line="276" w:lineRule="auto"/>
-              <w:ind w:left="0"/>
-              <w:jc w:val="both"/>
-              <w:rPr>
-                <w:rFonts w:ascii="Arial Nova Cond" w:eastAsia="Calibri" w:hAnsi="Arial Nova Cond" w:cs="Times New Roman"/>
-                <w:color w:val="000000" w:themeColor="text1"/>
-                <w:sz w:val="20"/>
-                <w:szCs w:val="20"/>
-                <w:lang w:val="es-ES_tradnl"/>
-              </w:rPr>
-            </w:pPr>
-            <w:r>
-              <w:rPr>
-                <w:rFonts w:ascii="Arial Nova Cond" w:eastAsia="Calibri" w:hAnsi="Arial Nova Cond" w:cs="Times New Roman"/>
-                <w:sz w:val="20"/>
-                <w:szCs w:val="20"/>
-                <w:lang w:val="es-ES_tradnl"/>
-              </w:rPr>
               <w:t>{{situacionsignificativa8}}</w:t>
             </w:r>
           </w:p>
         </w:tc>
         <w:tc>
           <w:tcPr>
-            <w:tcW w:w="2015" w:type="dxa"/>
+            <w:tcW w:w="1984" w:type="dxa"/>
             <w:vAlign w:val="center"/>
           </w:tcPr>
           <w:p>
@@ -11110,7 +10886,7 @@
         </w:tc>
         <w:tc>
           <w:tcPr>
-            <w:tcW w:w="1634" w:type="dxa"/>
+            <w:tcW w:w="2693" w:type="dxa"/>
             <w:vAlign w:val="center"/>
           </w:tcPr>
           <w:p>
@@ -11135,13 +10911,13 @@
                 <w:sz w:val="20"/>
                 <w:szCs w:val="20"/>
               </w:rPr>
-              <w:t>{{competencias8}}</w:t>
-            </w:r>
-          </w:p>
-        </w:tc>
-        <w:tc>
-          <w:tcPr>
-            <w:tcW w:w="1337" w:type="dxa"/>
+              <w:t>{{campotematico8}}</w:t>
+            </w:r>
+          </w:p>
+        </w:tc>
+        <w:tc>
+          <w:tcPr>
+            <w:tcW w:w="1560" w:type="dxa"/>
             <w:vAlign w:val="center"/>
           </w:tcPr>
           <w:p>
@@ -11149,7 +10925,7 @@
               <w:autoSpaceDE w:val="0"/>
               <w:autoSpaceDN w:val="0"/>
               <w:adjustRightInd w:val="0"/>
-              <w:jc w:val="center"/>
+              <w:jc w:val="both"/>
               <w:rPr>
                 <w:rFonts w:ascii="Arial Nova Cond" w:hAnsi="Arial Nova Cond" w:cs="Arial"/>
                 <w:color w:val="000000"/>
@@ -11166,6 +10942,37 @@
                 <w:sz w:val="20"/>
                 <w:szCs w:val="20"/>
               </w:rPr>
+              <w:t>{{competencias8}}</w:t>
+            </w:r>
+          </w:p>
+        </w:tc>
+        <w:tc>
+          <w:tcPr>
+            <w:tcW w:w="1399" w:type="dxa"/>
+            <w:vAlign w:val="center"/>
+          </w:tcPr>
+          <w:p>
+            <w:pPr>
+              <w:autoSpaceDE w:val="0"/>
+              <w:autoSpaceDN w:val="0"/>
+              <w:adjustRightInd w:val="0"/>
+              <w:jc w:val="both"/>
+              <w:rPr>
+                <w:rFonts w:ascii="Arial Nova Cond" w:hAnsi="Arial Nova Cond" w:cs="Arial"/>
+                <w:color w:val="000000"/>
+                <w:kern w:val="0"/>
+                <w:sz w:val="20"/>
+                <w:szCs w:val="20"/>
+              </w:rPr>
+            </w:pPr>
+            <w:r>
+              <w:rPr>
+                <w:rFonts w:ascii="Arial Nova Cond" w:hAnsi="Arial Nova Cond" w:cs="Arial"/>
+                <w:color w:val="000000"/>
+                <w:kern w:val="0"/>
+                <w:sz w:val="20"/>
+                <w:szCs w:val="20"/>
+              </w:rPr>
               <w:t>{{producto8}}</w:t>
             </w:r>
           </w:p>
@@ -11173,126 +10980,6 @@
       </w:tr>
       <w:bookmarkEnd w:id="1"/>
     </w:tbl>
-    <w:p>
-      <w:pPr>
-        <w:spacing w:line="276" w:lineRule="auto"/>
-        <w:ind w:right="-455"/>
-        <w:rPr>
-          <w:rFonts w:ascii="Arial Nova Cond Light" w:hAnsi="Arial Nova Cond Light" w:cs="Times New Roman"/>
-          <w:b/>
-          <w:bCs/>
-          <w:color w:val="000000" w:themeColor="text1"/>
-        </w:rPr>
-      </w:pPr>
-    </w:p>
-    <w:p>
-      <w:pPr>
-        <w:spacing w:line="276" w:lineRule="auto"/>
-        <w:ind w:right="-455"/>
-        <w:rPr>
-          <w:rFonts w:ascii="Arial Nova Cond Light" w:hAnsi="Arial Nova Cond Light" w:cs="Times New Roman"/>
-          <w:b/>
-          <w:bCs/>
-          <w:color w:val="000000" w:themeColor="text1"/>
-        </w:rPr>
-      </w:pPr>
-    </w:p>
-    <w:p>
-      <w:pPr>
-        <w:spacing w:line="276" w:lineRule="auto"/>
-        <w:ind w:right="-455"/>
-        <w:rPr>
-          <w:rFonts w:ascii="Arial Nova Cond Light" w:hAnsi="Arial Nova Cond Light" w:cs="Times New Roman"/>
-          <w:b/>
-          <w:bCs/>
-          <w:color w:val="000000" w:themeColor="text1"/>
-        </w:rPr>
-      </w:pPr>
-    </w:p>
-    <w:p>
-      <w:pPr>
-        <w:spacing w:line="276" w:lineRule="auto"/>
-        <w:ind w:right="-455"/>
-        <w:rPr>
-          <w:rFonts w:ascii="Arial Nova Cond Light" w:hAnsi="Arial Nova Cond Light" w:cs="Times New Roman"/>
-          <w:b/>
-          <w:bCs/>
-          <w:color w:val="000000" w:themeColor="text1"/>
-        </w:rPr>
-      </w:pPr>
-    </w:p>
-    <w:p>
-      <w:pPr>
-        <w:spacing w:line="276" w:lineRule="auto"/>
-        <w:ind w:right="-455"/>
-        <w:rPr>
-          <w:rFonts w:ascii="Arial Nova Cond Light" w:hAnsi="Arial Nova Cond Light" w:cs="Times New Roman"/>
-          <w:b/>
-          <w:bCs/>
-          <w:color w:val="000000" w:themeColor="text1"/>
-        </w:rPr>
-      </w:pPr>
-    </w:p>
-    <w:p>
-      <w:pPr>
-        <w:spacing w:line="276" w:lineRule="auto"/>
-        <w:ind w:right="-455"/>
-        <w:rPr>
-          <w:rFonts w:ascii="Arial Nova Cond Light" w:hAnsi="Arial Nova Cond Light" w:cs="Times New Roman"/>
-          <w:b/>
-          <w:bCs/>
-          <w:color w:val="000000" w:themeColor="text1"/>
-        </w:rPr>
-      </w:pPr>
-    </w:p>
-    <w:p>
-      <w:pPr>
-        <w:spacing w:line="276" w:lineRule="auto"/>
-        <w:ind w:right="-455"/>
-        <w:rPr>
-          <w:rFonts w:ascii="Arial Nova Cond Light" w:hAnsi="Arial Nova Cond Light" w:cs="Times New Roman"/>
-          <w:b/>
-          <w:bCs/>
-          <w:color w:val="000000" w:themeColor="text1"/>
-        </w:rPr>
-      </w:pPr>
-    </w:p>
-    <w:p>
-      <w:pPr>
-        <w:spacing w:line="276" w:lineRule="auto"/>
-        <w:ind w:right="-455"/>
-        <w:rPr>
-          <w:rFonts w:ascii="Arial Nova Cond Light" w:hAnsi="Arial Nova Cond Light" w:cs="Times New Roman"/>
-          <w:b/>
-          <w:bCs/>
-          <w:color w:val="000000" w:themeColor="text1"/>
-        </w:rPr>
-      </w:pPr>
-    </w:p>
-    <w:p>
-      <w:pPr>
-        <w:spacing w:line="276" w:lineRule="auto"/>
-        <w:ind w:right="-455"/>
-        <w:rPr>
-          <w:rFonts w:ascii="Arial Nova Cond Light" w:hAnsi="Arial Nova Cond Light" w:cs="Times New Roman"/>
-          <w:b/>
-          <w:bCs/>
-          <w:color w:val="000000" w:themeColor="text1"/>
-        </w:rPr>
-      </w:pPr>
-    </w:p>
-    <w:p>
-      <w:pPr>
-        <w:spacing w:line="276" w:lineRule="auto"/>
-        <w:ind w:right="-455"/>
-        <w:rPr>
-          <w:rFonts w:ascii="Arial Nova Cond Light" w:hAnsi="Arial Nova Cond Light" w:cs="Times New Roman"/>
-          <w:b/>
-          <w:bCs/>
-          <w:color w:val="000000" w:themeColor="text1"/>
-        </w:rPr>
-      </w:pPr>
-    </w:p>
     <w:p>
       <w:pPr>
         <w:spacing w:line="276" w:lineRule="auto"/>
@@ -22600,7 +22287,6 @@
               </w:rPr>
               <w:t xml:space="preserve">Minedu (2016). Programa curricular de educación secundaria. Resolución Ministerial </w:t>
             </w:r>
-            <w:proofErr w:type="spellStart"/>
             <w:r>
               <w:rPr>
                 <w:rFonts w:ascii="Arial Nova Cond Light" w:eastAsia="Calibri" w:hAnsi="Arial Nova Cond Light" w:cs="Calibri Light"/>
@@ -22609,7 +22295,6 @@
               </w:rPr>
               <w:t>N°</w:t>
             </w:r>
-            <w:proofErr w:type="spellEnd"/>
             <w:r>
               <w:rPr>
                 <w:rFonts w:ascii="Arial Nova Cond Light" w:eastAsia="Calibri" w:hAnsi="Arial Nova Cond Light" w:cs="Calibri Light"/>
@@ -22643,7 +22328,6 @@
               </w:rPr>
               <w:t xml:space="preserve">Minedu (2016). Currículo Nacional de la educación básica. Resolución Ministerial </w:t>
             </w:r>
-            <w:proofErr w:type="spellStart"/>
             <w:r>
               <w:rPr>
                 <w:rFonts w:ascii="Arial Nova Cond Light" w:eastAsia="Calibri" w:hAnsi="Arial Nova Cond Light" w:cs="Calibri Light"/>
@@ -22652,7 +22336,6 @@
               </w:rPr>
               <w:t>N°</w:t>
             </w:r>
-            <w:proofErr w:type="spellEnd"/>
             <w:r>
               <w:rPr>
                 <w:rFonts w:ascii="Arial Nova Cond Light" w:eastAsia="Calibri" w:hAnsi="Arial Nova Cond Light" w:cs="Calibri Light"/>
@@ -23375,7 +23058,7 @@
 </file>
 
 <file path=word/endnotes.xml><?xml version="1.0" encoding="utf-8"?>
-<w:endnotes xmlns:wpc="http://schemas.microsoft.com/office/word/2010/wordprocessingCanvas" xmlns:cx="http://schemas.microsoft.com/office/drawing/2014/chartex" xmlns:cx1="http://schemas.microsoft.com/office/drawing/2015/9/8/chartex" xmlns:cx2="http://schemas.microsoft.com/office/drawing/2015/10/21/chartex" xmlns:cx3="http://schemas.microsoft.com/office/drawing/2016/5/9/chartex" xmlns:cx4="http://schemas.microsoft.com/office/drawing/2016/5/10/chartex" xmlns:cx5="http://schemas.microsoft.com/office/drawing/2016/5/11/chartex" xmlns:cx6="http://schemas.microsoft.com/office/drawing/2016/5/12/chartex" xmlns:cx7="http://schemas.microsoft.com/office/drawing/2016/5/13/chartex" xmlns:cx8="http://schemas.microsoft.com/office/drawing/2016/5/14/chartex" xmlns:mc="http://schemas.openxmlformats.org/markup-compatibility/2006" xmlns:aink="http://schemas.microsoft.com/office/drawing/2016/ink" xmlns:am3d="http://schemas.microsoft.com/office/drawing/2017/model3d" xmlns:o="urn:schemas-microsoft-com:office:office" xmlns:oel="http://schemas.microsoft.com/office/2019/extlst" xmlns:r="http://schemas.openxmlformats.org/officeDocument/2006/relationships" xmlns:m="http://schemas.openxmlformats.org/officeDocument/2006/math" xmlns:v="urn:schemas-microsoft-com:vml" xmlns:wp14="http://schemas.microsoft.com/office/word/2010/wordprocessingDrawing" xmlns:wp="http://schemas.openxmlformats.org/drawingml/2006/wordprocessingDrawing" xmlns:w10="urn:schemas-microsoft-com:office:word" xmlns:w="http://schemas.openxmlformats.org/wordprocessingml/2006/main" xmlns:w14="http://schemas.microsoft.com/office/word/2010/wordml" xmlns:w15="http://schemas.microsoft.com/office/word/2012/wordml" xmlns:w16cex="http://schemas.microsoft.com/office/word/2018/wordml/cex" xmlns:w16cid="http://schemas.microsoft.com/office/word/2016/wordml/cid" xmlns:w16="http://schemas.microsoft.com/office/word/2018/wordml" xmlns:w16du="http://schemas.microsoft.com/office/word/2023/wordml/word16du" xmlns:w16sdtdh="http://schemas.microsoft.com/office/word/2020/wordml/sdtdatahash" xmlns:w16se="http://schemas.microsoft.com/office/word/2015/wordml/symex" xmlns:wpg="http://schemas.microsoft.com/office/word/2010/wordprocessingGroup" xmlns:wpi="http://schemas.microsoft.com/office/word/2010/wordprocessingInk" xmlns:wne="http://schemas.microsoft.com/office/word/2006/wordml" xmlns:wps="http://schemas.microsoft.com/office/word/2010/wordprocessingShape" mc:Ignorable="w14 w15 w16se w16cid w16 w16cex w16sdtdh w16du wp14">
+<w:endnotes xmlns:wpc="http://schemas.microsoft.com/office/word/2010/wordprocessingCanvas" xmlns:cx="http://schemas.microsoft.com/office/drawing/2014/chartex" xmlns:cx1="http://schemas.microsoft.com/office/drawing/2015/9/8/chartex" xmlns:cx2="http://schemas.microsoft.com/office/drawing/2015/10/21/chartex" xmlns:cx3="http://schemas.microsoft.com/office/drawing/2016/5/9/chartex" xmlns:cx4="http://schemas.microsoft.com/office/drawing/2016/5/10/chartex" xmlns:cx5="http://schemas.microsoft.com/office/drawing/2016/5/11/chartex" xmlns:cx6="http://schemas.microsoft.com/office/drawing/2016/5/12/chartex" xmlns:cx7="http://schemas.microsoft.com/office/drawing/2016/5/13/chartex" xmlns:cx8="http://schemas.microsoft.com/office/drawing/2016/5/14/chartex" xmlns:mc="http://schemas.openxmlformats.org/markup-compatibility/2006" xmlns:aink="http://schemas.microsoft.com/office/drawing/2016/ink" xmlns:am3d="http://schemas.microsoft.com/office/drawing/2017/model3d" xmlns:o="urn:schemas-microsoft-com:office:office" xmlns:oel="http://schemas.microsoft.com/office/2019/extlst" xmlns:r="http://schemas.openxmlformats.org/officeDocument/2006/relationships" xmlns:m="http://schemas.openxmlformats.org/officeDocument/2006/math" xmlns:v="urn:schemas-microsoft-com:vml" xmlns:wp14="http://schemas.microsoft.com/office/word/2010/wordprocessingDrawing" xmlns:wp="http://schemas.openxmlformats.org/drawingml/2006/wordprocessingDrawing" xmlns:w10="urn:schemas-microsoft-com:office:word" xmlns:w="http://schemas.openxmlformats.org/wordprocessingml/2006/main" xmlns:w14="http://schemas.microsoft.com/office/word/2010/wordml" xmlns:w15="http://schemas.microsoft.com/office/word/2012/wordml" xmlns:w16cex="http://schemas.microsoft.com/office/word/2018/wordml/cex" xmlns:w16cid="http://schemas.microsoft.com/office/word/2016/wordml/cid" xmlns:w16="http://schemas.microsoft.com/office/word/2018/wordml" xmlns:w16du="http://schemas.microsoft.com/office/word/2023/wordml/word16du" xmlns:w16sdtdh="http://schemas.microsoft.com/office/word/2020/wordml/sdtdatahash" xmlns:w16sdtfl="http://schemas.microsoft.com/office/word/2024/wordml/sdtformatlock" xmlns:w16se="http://schemas.microsoft.com/office/word/2015/wordml/symex" xmlns:wpg="http://schemas.microsoft.com/office/word/2010/wordprocessingGroup" xmlns:wpi="http://schemas.microsoft.com/office/word/2010/wordprocessingInk" xmlns:wne="http://schemas.microsoft.com/office/word/2006/wordml" xmlns:wps="http://schemas.microsoft.com/office/word/2010/wordprocessingShape" mc:Ignorable="w14 w15 w16se w16cid w16 w16cex w16sdtdh w16sdtfl w16du wp14">
   <w:endnote w:type="separator" w:id="-1">
     <w:p>
       <w:pPr>
@@ -23400,7 +23083,7 @@
 </file>
 
 <file path=word/footer1.xml><?xml version="1.0" encoding="utf-8"?>
-<w:ftr xmlns:wpc="http://schemas.microsoft.com/office/word/2010/wordprocessingCanvas" xmlns:cx="http://schemas.microsoft.com/office/drawing/2014/chartex" xmlns:cx1="http://schemas.microsoft.com/office/drawing/2015/9/8/chartex" xmlns:cx2="http://schemas.microsoft.com/office/drawing/2015/10/21/chartex" xmlns:cx3="http://schemas.microsoft.com/office/drawing/2016/5/9/chartex" xmlns:cx4="http://schemas.microsoft.com/office/drawing/2016/5/10/chartex" xmlns:cx5="http://schemas.microsoft.com/office/drawing/2016/5/11/chartex" xmlns:cx6="http://schemas.microsoft.com/office/drawing/2016/5/12/chartex" xmlns:cx7="http://schemas.microsoft.com/office/drawing/2016/5/13/chartex" xmlns:cx8="http://schemas.microsoft.com/office/drawing/2016/5/14/chartex" xmlns:mc="http://schemas.openxmlformats.org/markup-compatibility/2006" xmlns:aink="http://schemas.microsoft.com/office/drawing/2016/ink" xmlns:am3d="http://schemas.microsoft.com/office/drawing/2017/model3d" xmlns:o="urn:schemas-microsoft-com:office:office" xmlns:oel="http://schemas.microsoft.com/office/2019/extlst" xmlns:r="http://schemas.openxmlformats.org/officeDocument/2006/relationships" xmlns:m="http://schemas.openxmlformats.org/officeDocument/2006/math" xmlns:v="urn:schemas-microsoft-com:vml" xmlns:wp14="http://schemas.microsoft.com/office/word/2010/wordprocessingDrawing" xmlns:wp="http://schemas.openxmlformats.org/drawingml/2006/wordprocessingDrawing" xmlns:w10="urn:schemas-microsoft-com:office:word" xmlns:w="http://schemas.openxmlformats.org/wordprocessingml/2006/main" xmlns:w14="http://schemas.microsoft.com/office/word/2010/wordml" xmlns:w15="http://schemas.microsoft.com/office/word/2012/wordml" xmlns:w16cex="http://schemas.microsoft.com/office/word/2018/wordml/cex" xmlns:w16cid="http://schemas.microsoft.com/office/word/2016/wordml/cid" xmlns:w16="http://schemas.microsoft.com/office/word/2018/wordml" xmlns:w16du="http://schemas.microsoft.com/office/word/2023/wordml/word16du" xmlns:w16sdtdh="http://schemas.microsoft.com/office/word/2020/wordml/sdtdatahash" xmlns:w16se="http://schemas.microsoft.com/office/word/2015/wordml/symex" xmlns:wpg="http://schemas.microsoft.com/office/word/2010/wordprocessingGroup" xmlns:wpi="http://schemas.microsoft.com/office/word/2010/wordprocessingInk" xmlns:wne="http://schemas.microsoft.com/office/word/2006/wordml" xmlns:wps="http://schemas.microsoft.com/office/word/2010/wordprocessingShape" mc:Ignorable="w14 w15 w16se w16cid w16 w16cex w16sdtdh w16du wp14">
+<w:ftr xmlns:wpc="http://schemas.microsoft.com/office/word/2010/wordprocessingCanvas" xmlns:cx="http://schemas.microsoft.com/office/drawing/2014/chartex" xmlns:cx1="http://schemas.microsoft.com/office/drawing/2015/9/8/chartex" xmlns:cx2="http://schemas.microsoft.com/office/drawing/2015/10/21/chartex" xmlns:cx3="http://schemas.microsoft.com/office/drawing/2016/5/9/chartex" xmlns:cx4="http://schemas.microsoft.com/office/drawing/2016/5/10/chartex" xmlns:cx5="http://schemas.microsoft.com/office/drawing/2016/5/11/chartex" xmlns:cx6="http://schemas.microsoft.com/office/drawing/2016/5/12/chartex" xmlns:cx7="http://schemas.microsoft.com/office/drawing/2016/5/13/chartex" xmlns:cx8="http://schemas.microsoft.com/office/drawing/2016/5/14/chartex" xmlns:mc="http://schemas.openxmlformats.org/markup-compatibility/2006" xmlns:aink="http://schemas.microsoft.com/office/drawing/2016/ink" xmlns:am3d="http://schemas.microsoft.com/office/drawing/2017/model3d" xmlns:o="urn:schemas-microsoft-com:office:office" xmlns:oel="http://schemas.microsoft.com/office/2019/extlst" xmlns:r="http://schemas.openxmlformats.org/officeDocument/2006/relationships" xmlns:m="http://schemas.openxmlformats.org/officeDocument/2006/math" xmlns:v="urn:schemas-microsoft-com:vml" xmlns:wp14="http://schemas.microsoft.com/office/word/2010/wordprocessingDrawing" xmlns:wp="http://schemas.openxmlformats.org/drawingml/2006/wordprocessingDrawing" xmlns:w10="urn:schemas-microsoft-com:office:word" xmlns:w="http://schemas.openxmlformats.org/wordprocessingml/2006/main" xmlns:w14="http://schemas.microsoft.com/office/word/2010/wordml" xmlns:w15="http://schemas.microsoft.com/office/word/2012/wordml" xmlns:w16cex="http://schemas.microsoft.com/office/word/2018/wordml/cex" xmlns:w16cid="http://schemas.microsoft.com/office/word/2016/wordml/cid" xmlns:w16="http://schemas.microsoft.com/office/word/2018/wordml" xmlns:w16du="http://schemas.microsoft.com/office/word/2023/wordml/word16du" xmlns:w16sdtdh="http://schemas.microsoft.com/office/word/2020/wordml/sdtdatahash" xmlns:w16sdtfl="http://schemas.microsoft.com/office/word/2024/wordml/sdtformatlock" xmlns:w16se="http://schemas.microsoft.com/office/word/2015/wordml/symex" xmlns:wpg="http://schemas.microsoft.com/office/word/2010/wordprocessingGroup" xmlns:wpi="http://schemas.microsoft.com/office/word/2010/wordprocessingInk" xmlns:wne="http://schemas.microsoft.com/office/word/2006/wordml" xmlns:wps="http://schemas.microsoft.com/office/word/2010/wordprocessingShape" mc:Ignorable="w14 w15 w16se w16cid w16 w16cex w16sdtdh w16sdtfl w16du wp14">
   <w:p>
     <w:pPr>
       <w:pStyle w:val="Piedepgina"/>
@@ -23865,7 +23548,7 @@
 </file>
 
 <file path=word/footnotes.xml><?xml version="1.0" encoding="utf-8"?>
-<w:footnotes xmlns:wpc="http://schemas.microsoft.com/office/word/2010/wordprocessingCanvas" xmlns:cx="http://schemas.microsoft.com/office/drawing/2014/chartex" xmlns:cx1="http://schemas.microsoft.com/office/drawing/2015/9/8/chartex" xmlns:cx2="http://schemas.microsoft.com/office/drawing/2015/10/21/chartex" xmlns:cx3="http://schemas.microsoft.com/office/drawing/2016/5/9/chartex" xmlns:cx4="http://schemas.microsoft.com/office/drawing/2016/5/10/chartex" xmlns:cx5="http://schemas.microsoft.com/office/drawing/2016/5/11/chartex" xmlns:cx6="http://schemas.microsoft.com/office/drawing/2016/5/12/chartex" xmlns:cx7="http://schemas.microsoft.com/office/drawing/2016/5/13/chartex" xmlns:cx8="http://schemas.microsoft.com/office/drawing/2016/5/14/chartex" xmlns:mc="http://schemas.openxmlformats.org/markup-compatibility/2006" xmlns:aink="http://schemas.microsoft.com/office/drawing/2016/ink" xmlns:am3d="http://schemas.microsoft.com/office/drawing/2017/model3d" xmlns:o="urn:schemas-microsoft-com:office:office" xmlns:oel="http://schemas.microsoft.com/office/2019/extlst" xmlns:r="http://schemas.openxmlformats.org/officeDocument/2006/relationships" xmlns:m="http://schemas.openxmlformats.org/officeDocument/2006/math" xmlns:v="urn:schemas-microsoft-com:vml" xmlns:wp14="http://schemas.microsoft.com/office/word/2010/wordprocessingDrawing" xmlns:wp="http://schemas.openxmlformats.org/drawingml/2006/wordprocessingDrawing" xmlns:w10="urn:schemas-microsoft-com:office:word" xmlns:w="http://schemas.openxmlformats.org/wordprocessingml/2006/main" xmlns:w14="http://schemas.microsoft.com/office/word/2010/wordml" xmlns:w15="http://schemas.microsoft.com/office/word/2012/wordml" xmlns:w16cex="http://schemas.microsoft.com/office/word/2018/wordml/cex" xmlns:w16cid="http://schemas.microsoft.com/office/word/2016/wordml/cid" xmlns:w16="http://schemas.microsoft.com/office/word/2018/wordml" xmlns:w16du="http://schemas.microsoft.com/office/word/2023/wordml/word16du" xmlns:w16sdtdh="http://schemas.microsoft.com/office/word/2020/wordml/sdtdatahash" xmlns:w16se="http://schemas.microsoft.com/office/word/2015/wordml/symex" xmlns:wpg="http://schemas.microsoft.com/office/word/2010/wordprocessingGroup" xmlns:wpi="http://schemas.microsoft.com/office/word/2010/wordprocessingInk" xmlns:wne="http://schemas.microsoft.com/office/word/2006/wordml" xmlns:wps="http://schemas.microsoft.com/office/word/2010/wordprocessingShape" mc:Ignorable="w14 w15 w16se w16cid w16 w16cex w16sdtdh w16du wp14">
+<w:footnotes xmlns:wpc="http://schemas.microsoft.com/office/word/2010/wordprocessingCanvas" xmlns:cx="http://schemas.microsoft.com/office/drawing/2014/chartex" xmlns:cx1="http://schemas.microsoft.com/office/drawing/2015/9/8/chartex" xmlns:cx2="http://schemas.microsoft.com/office/drawing/2015/10/21/chartex" xmlns:cx3="http://schemas.microsoft.com/office/drawing/2016/5/9/chartex" xmlns:cx4="http://schemas.microsoft.com/office/drawing/2016/5/10/chartex" xmlns:cx5="http://schemas.microsoft.com/office/drawing/2016/5/11/chartex" xmlns:cx6="http://schemas.microsoft.com/office/drawing/2016/5/12/chartex" xmlns:cx7="http://schemas.microsoft.com/office/drawing/2016/5/13/chartex" xmlns:cx8="http://schemas.microsoft.com/office/drawing/2016/5/14/chartex" xmlns:mc="http://schemas.openxmlformats.org/markup-compatibility/2006" xmlns:aink="http://schemas.microsoft.com/office/drawing/2016/ink" xmlns:am3d="http://schemas.microsoft.com/office/drawing/2017/model3d" xmlns:o="urn:schemas-microsoft-com:office:office" xmlns:oel="http://schemas.microsoft.com/office/2019/extlst" xmlns:r="http://schemas.openxmlformats.org/officeDocument/2006/relationships" xmlns:m="http://schemas.openxmlformats.org/officeDocument/2006/math" xmlns:v="urn:schemas-microsoft-com:vml" xmlns:wp14="http://schemas.microsoft.com/office/word/2010/wordprocessingDrawing" xmlns:wp="http://schemas.openxmlformats.org/drawingml/2006/wordprocessingDrawing" xmlns:w10="urn:schemas-microsoft-com:office:word" xmlns:w="http://schemas.openxmlformats.org/wordprocessingml/2006/main" xmlns:w14="http://schemas.microsoft.com/office/word/2010/wordml" xmlns:w15="http://schemas.microsoft.com/office/word/2012/wordml" xmlns:w16cex="http://schemas.microsoft.com/office/word/2018/wordml/cex" xmlns:w16cid="http://schemas.microsoft.com/office/word/2016/wordml/cid" xmlns:w16="http://schemas.microsoft.com/office/word/2018/wordml" xmlns:w16du="http://schemas.microsoft.com/office/word/2023/wordml/word16du" xmlns:w16sdtdh="http://schemas.microsoft.com/office/word/2020/wordml/sdtdatahash" xmlns:w16sdtfl="http://schemas.microsoft.com/office/word/2024/wordml/sdtformatlock" xmlns:w16se="http://schemas.microsoft.com/office/word/2015/wordml/symex" xmlns:wpg="http://schemas.microsoft.com/office/word/2010/wordprocessingGroup" xmlns:wpi="http://schemas.microsoft.com/office/word/2010/wordprocessingInk" xmlns:wne="http://schemas.microsoft.com/office/word/2006/wordml" xmlns:wps="http://schemas.microsoft.com/office/word/2010/wordprocessingShape" mc:Ignorable="w14 w15 w16se w16cid w16 w16cex w16sdtdh w16sdtfl w16du wp14">
   <w:footnote w:type="separator" w:id="-1">
     <w:p>
       <w:pPr>
@@ -23890,7 +23573,7 @@
 </file>
 
 <file path=word/header1.xml><?xml version="1.0" encoding="utf-8"?>
-<w:hdr xmlns:wpc="http://schemas.microsoft.com/office/word/2010/wordprocessingCanvas" xmlns:cx="http://schemas.microsoft.com/office/drawing/2014/chartex" xmlns:cx1="http://schemas.microsoft.com/office/drawing/2015/9/8/chartex" xmlns:cx2="http://schemas.microsoft.com/office/drawing/2015/10/21/chartex" xmlns:cx3="http://schemas.microsoft.com/office/drawing/2016/5/9/chartex" xmlns:cx4="http://schemas.microsoft.com/office/drawing/2016/5/10/chartex" xmlns:cx5="http://schemas.microsoft.com/office/drawing/2016/5/11/chartex" xmlns:cx6="http://schemas.microsoft.com/office/drawing/2016/5/12/chartex" xmlns:cx7="http://schemas.microsoft.com/office/drawing/2016/5/13/chartex" xmlns:cx8="http://schemas.microsoft.com/office/drawing/2016/5/14/chartex" xmlns:mc="http://schemas.openxmlformats.org/markup-compatibility/2006" xmlns:aink="http://schemas.microsoft.com/office/drawing/2016/ink" xmlns:am3d="http://schemas.microsoft.com/office/drawing/2017/model3d" xmlns:o="urn:schemas-microsoft-com:office:office" xmlns:oel="http://schemas.microsoft.com/office/2019/extlst" xmlns:r="http://schemas.openxmlformats.org/officeDocument/2006/relationships" xmlns:m="http://schemas.openxmlformats.org/officeDocument/2006/math" xmlns:v="urn:schemas-microsoft-com:vml" xmlns:wp14="http://schemas.microsoft.com/office/word/2010/wordprocessingDrawing" xmlns:wp="http://schemas.openxmlformats.org/drawingml/2006/wordprocessingDrawing" xmlns:w10="urn:schemas-microsoft-com:office:word" xmlns:w="http://schemas.openxmlformats.org/wordprocessingml/2006/main" xmlns:w14="http://schemas.microsoft.com/office/word/2010/wordml" xmlns:w15="http://schemas.microsoft.com/office/word/2012/wordml" xmlns:w16cex="http://schemas.microsoft.com/office/word/2018/wordml/cex" xmlns:w16cid="http://schemas.microsoft.com/office/word/2016/wordml/cid" xmlns:w16="http://schemas.microsoft.com/office/word/2018/wordml" xmlns:w16du="http://schemas.microsoft.com/office/word/2023/wordml/word16du" xmlns:w16sdtdh="http://schemas.microsoft.com/office/word/2020/wordml/sdtdatahash" xmlns:w16se="http://schemas.microsoft.com/office/word/2015/wordml/symex" xmlns:wpg="http://schemas.microsoft.com/office/word/2010/wordprocessingGroup" xmlns:wpi="http://schemas.microsoft.com/office/word/2010/wordprocessingInk" xmlns:wne="http://schemas.microsoft.com/office/word/2006/wordml" xmlns:wps="http://schemas.microsoft.com/office/word/2010/wordprocessingShape" mc:Ignorable="w14 w15 w16se w16cid w16 w16cex w16sdtdh w16du wp14">
+<w:hdr xmlns:wpc="http://schemas.microsoft.com/office/word/2010/wordprocessingCanvas" xmlns:cx="http://schemas.microsoft.com/office/drawing/2014/chartex" xmlns:cx1="http://schemas.microsoft.com/office/drawing/2015/9/8/chartex" xmlns:cx2="http://schemas.microsoft.com/office/drawing/2015/10/21/chartex" xmlns:cx3="http://schemas.microsoft.com/office/drawing/2016/5/9/chartex" xmlns:cx4="http://schemas.microsoft.com/office/drawing/2016/5/10/chartex" xmlns:cx5="http://schemas.microsoft.com/office/drawing/2016/5/11/chartex" xmlns:cx6="http://schemas.microsoft.com/office/drawing/2016/5/12/chartex" xmlns:cx7="http://schemas.microsoft.com/office/drawing/2016/5/13/chartex" xmlns:cx8="http://schemas.microsoft.com/office/drawing/2016/5/14/chartex" xmlns:mc="http://schemas.openxmlformats.org/markup-compatibility/2006" xmlns:aink="http://schemas.microsoft.com/office/drawing/2016/ink" xmlns:am3d="http://schemas.microsoft.com/office/drawing/2017/model3d" xmlns:o="urn:schemas-microsoft-com:office:office" xmlns:oel="http://schemas.microsoft.com/office/2019/extlst" xmlns:r="http://schemas.openxmlformats.org/officeDocument/2006/relationships" xmlns:m="http://schemas.openxmlformats.org/officeDocument/2006/math" xmlns:v="urn:schemas-microsoft-com:vml" xmlns:wp14="http://schemas.microsoft.com/office/word/2010/wordprocessingDrawing" xmlns:wp="http://schemas.openxmlformats.org/drawingml/2006/wordprocessingDrawing" xmlns:w10="urn:schemas-microsoft-com:office:word" xmlns:w="http://schemas.openxmlformats.org/wordprocessingml/2006/main" xmlns:w14="http://schemas.microsoft.com/office/word/2010/wordml" xmlns:w15="http://schemas.microsoft.com/office/word/2012/wordml" xmlns:w16cex="http://schemas.microsoft.com/office/word/2018/wordml/cex" xmlns:w16cid="http://schemas.microsoft.com/office/word/2016/wordml/cid" xmlns:w16="http://schemas.microsoft.com/office/word/2018/wordml" xmlns:w16du="http://schemas.microsoft.com/office/word/2023/wordml/word16du" xmlns:w16sdtdh="http://schemas.microsoft.com/office/word/2020/wordml/sdtdatahash" xmlns:w16sdtfl="http://schemas.microsoft.com/office/word/2024/wordml/sdtformatlock" xmlns:w16se="http://schemas.microsoft.com/office/word/2015/wordml/symex" xmlns:wpg="http://schemas.microsoft.com/office/word/2010/wordprocessingGroup" xmlns:wpi="http://schemas.microsoft.com/office/word/2010/wordprocessingInk" xmlns:wne="http://schemas.microsoft.com/office/word/2006/wordml" xmlns:wps="http://schemas.microsoft.com/office/word/2010/wordprocessingShape" mc:Ignorable="w14 w15 w16se w16cid w16 w16cex w16sdtdh w16sdtfl w16du wp14">
   <w:tbl>
     <w:tblPr>
       <w:tblStyle w:val="Tablaconcuadrcula"/>
@@ -24180,7 +23863,7 @@
 </file>
 
 <file path=word/numbering.xml><?xml version="1.0" encoding="utf-8"?>
-<w:numbering xmlns:wpc="http://schemas.microsoft.com/office/word/2010/wordprocessingCanvas" xmlns:cx="http://schemas.microsoft.com/office/drawing/2014/chartex" xmlns:cx1="http://schemas.microsoft.com/office/drawing/2015/9/8/chartex" xmlns:cx2="http://schemas.microsoft.com/office/drawing/2015/10/21/chartex" xmlns:cx3="http://schemas.microsoft.com/office/drawing/2016/5/9/chartex" xmlns:cx4="http://schemas.microsoft.com/office/drawing/2016/5/10/chartex" xmlns:cx5="http://schemas.microsoft.com/office/drawing/2016/5/11/chartex" xmlns:cx6="http://schemas.microsoft.com/office/drawing/2016/5/12/chartex" xmlns:cx7="http://schemas.microsoft.com/office/drawing/2016/5/13/chartex" xmlns:cx8="http://schemas.microsoft.com/office/drawing/2016/5/14/chartex" xmlns:mc="http://schemas.openxmlformats.org/markup-compatibility/2006" xmlns:aink="http://schemas.microsoft.com/office/drawing/2016/ink" xmlns:am3d="http://schemas.microsoft.com/office/drawing/2017/model3d" xmlns:o="urn:schemas-microsoft-com:office:office" xmlns:oel="http://schemas.microsoft.com/office/2019/extlst" xmlns:r="http://schemas.openxmlformats.org/officeDocument/2006/relationships" xmlns:m="http://schemas.openxmlformats.org/officeDocument/2006/math" xmlns:v="urn:schemas-microsoft-com:vml" xmlns:wp14="http://schemas.microsoft.com/office/word/2010/wordprocessingDrawing" xmlns:wp="http://schemas.openxmlformats.org/drawingml/2006/wordprocessingDrawing" xmlns:w10="urn:schemas-microsoft-com:office:word" xmlns:w="http://schemas.openxmlformats.org/wordprocessingml/2006/main" xmlns:w14="http://schemas.microsoft.com/office/word/2010/wordml" xmlns:w15="http://schemas.microsoft.com/office/word/2012/wordml" xmlns:w16cex="http://schemas.microsoft.com/office/word/2018/wordml/cex" xmlns:w16cid="http://schemas.microsoft.com/office/word/2016/wordml/cid" xmlns:w16="http://schemas.microsoft.com/office/word/2018/wordml" xmlns:w16du="http://schemas.microsoft.com/office/word/2023/wordml/word16du" xmlns:w16sdtdh="http://schemas.microsoft.com/office/word/2020/wordml/sdtdatahash" xmlns:w16se="http://schemas.microsoft.com/office/word/2015/wordml/symex" xmlns:wpg="http://schemas.microsoft.com/office/word/2010/wordprocessingGroup" xmlns:wpi="http://schemas.microsoft.com/office/word/2010/wordprocessingInk" xmlns:wne="http://schemas.microsoft.com/office/word/2006/wordml" xmlns:wps="http://schemas.microsoft.com/office/word/2010/wordprocessingShape" mc:Ignorable="w14 w15 w16se w16cid w16 w16cex w16sdtdh w16du wp14">
+<w:numbering xmlns:wpc="http://schemas.microsoft.com/office/word/2010/wordprocessingCanvas" xmlns:cx="http://schemas.microsoft.com/office/drawing/2014/chartex" xmlns:cx1="http://schemas.microsoft.com/office/drawing/2015/9/8/chartex" xmlns:cx2="http://schemas.microsoft.com/office/drawing/2015/10/21/chartex" xmlns:cx3="http://schemas.microsoft.com/office/drawing/2016/5/9/chartex" xmlns:cx4="http://schemas.microsoft.com/office/drawing/2016/5/10/chartex" xmlns:cx5="http://schemas.microsoft.com/office/drawing/2016/5/11/chartex" xmlns:cx6="http://schemas.microsoft.com/office/drawing/2016/5/12/chartex" xmlns:cx7="http://schemas.microsoft.com/office/drawing/2016/5/13/chartex" xmlns:cx8="http://schemas.microsoft.com/office/drawing/2016/5/14/chartex" xmlns:mc="http://schemas.openxmlformats.org/markup-compatibility/2006" xmlns:aink="http://schemas.microsoft.com/office/drawing/2016/ink" xmlns:am3d="http://schemas.microsoft.com/office/drawing/2017/model3d" xmlns:o="urn:schemas-microsoft-com:office:office" xmlns:oel="http://schemas.microsoft.com/office/2019/extlst" xmlns:r="http://schemas.openxmlformats.org/officeDocument/2006/relationships" xmlns:m="http://schemas.openxmlformats.org/officeDocument/2006/math" xmlns:v="urn:schemas-microsoft-com:vml" xmlns:wp14="http://schemas.microsoft.com/office/word/2010/wordprocessingDrawing" xmlns:wp="http://schemas.openxmlformats.org/drawingml/2006/wordprocessingDrawing" xmlns:w10="urn:schemas-microsoft-com:office:word" xmlns:w="http://schemas.openxmlformats.org/wordprocessingml/2006/main" xmlns:w14="http://schemas.microsoft.com/office/word/2010/wordml" xmlns:w15="http://schemas.microsoft.com/office/word/2012/wordml" xmlns:w16cex="http://schemas.microsoft.com/office/word/2018/wordml/cex" xmlns:w16cid="http://schemas.microsoft.com/office/word/2016/wordml/cid" xmlns:w16="http://schemas.microsoft.com/office/word/2018/wordml" xmlns:w16du="http://schemas.microsoft.com/office/word/2023/wordml/word16du" xmlns:w16sdtdh="http://schemas.microsoft.com/office/word/2020/wordml/sdtdatahash" xmlns:w16sdtfl="http://schemas.microsoft.com/office/word/2024/wordml/sdtformatlock" xmlns:w16se="http://schemas.microsoft.com/office/word/2015/wordml/symex" xmlns:wpg="http://schemas.microsoft.com/office/word/2010/wordprocessingGroup" xmlns:wpi="http://schemas.microsoft.com/office/word/2010/wordprocessingInk" xmlns:wne="http://schemas.microsoft.com/office/word/2006/wordml" xmlns:wps="http://schemas.microsoft.com/office/word/2010/wordprocessingShape" mc:Ignorable="w14 w15 w16se w16cid w16 w16cex w16sdtdh w16sdtfl w16du wp14">
   <w:abstractNum w:abstractNumId="0" w15:restartNumberingAfterBreak="0">
     <w:nsid w:val="042B1BDA"/>
     <w:multiLevelType w:val="hybridMultilevel"/>
@@ -27194,7 +26877,7 @@
 </file>
 
 <file path=word/styles.xml><?xml version="1.0" encoding="utf-8"?>
-<w:styles xmlns:mc="http://schemas.openxmlformats.org/markup-compatibility/2006" xmlns:r="http://schemas.openxmlformats.org/officeDocument/2006/relationships" xmlns:w="http://schemas.openxmlformats.org/wordprocessingml/2006/main" xmlns:w14="http://schemas.microsoft.com/office/word/2010/wordml" xmlns:w15="http://schemas.microsoft.com/office/word/2012/wordml" xmlns:w16cex="http://schemas.microsoft.com/office/word/2018/wordml/cex" xmlns:w16cid="http://schemas.microsoft.com/office/word/2016/wordml/cid" xmlns:w16="http://schemas.microsoft.com/office/word/2018/wordml" xmlns:w16du="http://schemas.microsoft.com/office/word/2023/wordml/word16du" xmlns:w16sdtdh="http://schemas.microsoft.com/office/word/2020/wordml/sdtdatahash" xmlns:w16se="http://schemas.microsoft.com/office/word/2015/wordml/symex" mc:Ignorable="w14 w15 w16se w16cid w16 w16cex w16sdtdh w16du">
+<w:styles xmlns:mc="http://schemas.openxmlformats.org/markup-compatibility/2006" xmlns:r="http://schemas.openxmlformats.org/officeDocument/2006/relationships" xmlns:w="http://schemas.openxmlformats.org/wordprocessingml/2006/main" xmlns:w14="http://schemas.microsoft.com/office/word/2010/wordml" xmlns:w15="http://schemas.microsoft.com/office/word/2012/wordml" xmlns:w16cex="http://schemas.microsoft.com/office/word/2018/wordml/cex" xmlns:w16cid="http://schemas.microsoft.com/office/word/2016/wordml/cid" xmlns:w16="http://schemas.microsoft.com/office/word/2018/wordml" xmlns:w16du="http://schemas.microsoft.com/office/word/2023/wordml/word16du" xmlns:w16sdtdh="http://schemas.microsoft.com/office/word/2020/wordml/sdtdatahash" xmlns:w16sdtfl="http://schemas.microsoft.com/office/word/2024/wordml/sdtformatlock" xmlns:w16se="http://schemas.microsoft.com/office/word/2015/wordml/symex" mc:Ignorable="w14 w15 w16se w16cid w16 w16cex w16sdtdh w16sdtfl w16du">
   <w:docDefaults>
     <w:rPrDefault>
       <w:rPr>
